--- a/Sprint20260921-20261002/HERO-66603_20261008_112534.docx
+++ b/Sprint20260921-20261002/HERO-66603_20261008_112534.docx
@@ -15,7 +15,7 @@
           <w:sz w:val="32"/>
           <w:u w:val="none"/>
         </w:rPr>
-        <w:t>HERO-66603 Test Report</w:t>
+        <w:t>Payment Membership Number in Check Listing Engineering Report</w:t>
       </w:r>
     </w:p>
     <w:p>
@@ -45,7 +45,7 @@
           <w:sz w:val="24"/>
           <w:u w:val="none"/>
         </w:rPr>
-        <w:t>F1.Display Payment Membership Number in Paid Check Listing (Current Station)</w:t>
+        <w:t>F1. Check Listing Membership Number Setting</w:t>
       </w:r>
     </w:p>
     <w:p>
@@ -60,7 +60,7 @@
           <w:sz w:val="22"/>
           <w:u w:val="none"/>
         </w:rPr>
-        <w:t>F1.1.Verify "Payment Member" Column Appears and Shows Membership Number When Setup 4 = Yes</w:t>
+        <w:t>F1.1. Enable Display Membership Number in Check Listing</w:t>
       </w:r>
     </w:p>
     <w:p>
@@ -81,7 +81,7 @@
     <w:p>
       <w:pPr>
         <w:spacing w:before="0" w:after="40"/>
-        <w:ind w:left="360" w:hanging="240"/>
+        <w:ind w:left="1080" w:hanging="240"/>
       </w:pPr>
       <w:r>
         <w:rPr>
@@ -91,13 +91,13 @@
           <w:sz w:val="20"/>
           <w:u w:val="none"/>
         </w:rPr>
-        <w:t>1. POS Client is installed and running on a Workstation (Windows 11 Enterprise) in the local test environment</w:t>
+        <w:t>1. User is logged in to Infrasys POS platform with configuration rights</w:t>
       </w:r>
     </w:p>
     <w:p>
       <w:pPr>
         <w:spacing w:before="0" w:after="40"/>
-        <w:ind w:left="360" w:hanging="240"/>
+        <w:ind w:left="1080" w:hanging="240"/>
       </w:pPr>
       <w:r>
         <w:rPr>
@@ -107,13 +107,13 @@
           <w:sz w:val="20"/>
           <w:u w:val="none"/>
         </w:rPr>
-        <w:t>2. Setup 1: A payment method with Type = Member is configured under POS System &gt; Payment Setup &gt; Payment Methods</w:t>
+        <w:t>2. A payment method with Type = Member is configured</w:t>
       </w:r>
     </w:p>
     <w:p>
       <w:pPr>
         <w:spacing w:before="0" w:after="40"/>
-        <w:ind w:left="360" w:hanging="240"/>
+        <w:ind w:left="1080" w:hanging="240"/>
       </w:pPr>
       <w:r>
         <w:rPr>
@@ -123,55 +123,7 @@
           <w:sz w:val="20"/>
           <w:u w:val="none"/>
         </w:rPr>
-        <w:t>3. Setup 2: Member Profile (For Membership in Member Module) is configured under POS System &gt; Ordering Setup &gt; Config by Location with Support = Yes for the target outlet/station</w:t>
-      </w:r>
-    </w:p>
-    <w:p>
-      <w:pPr>
-        <w:spacing w:before="0" w:after="40"/>
-        <w:ind w:left="360" w:hanging="240"/>
-      </w:pPr>
-      <w:r>
-        <w:rPr>
-          <w:rFonts w:ascii="Arial" w:hAnsi="Arial" w:eastAsia="Arial" w:cs="Arial"/>
-          <w:b w:val="0"/>
-          <w:color w:val="000000"/>
-          <w:sz w:val="20"/>
-          <w:u w:val="none"/>
-        </w:rPr>
-        <w:t>4. Setup 3: A target membership interface is selected under the Member Profile setup</w:t>
-      </w:r>
-    </w:p>
-    <w:p>
-      <w:pPr>
-        <w:spacing w:before="0" w:after="40"/>
-        <w:ind w:left="360" w:hanging="240"/>
-      </w:pPr>
-      <w:r>
-        <w:rPr>
-          <w:rFonts w:ascii="Arial" w:hAnsi="Arial" w:eastAsia="Arial" w:cs="Arial"/>
-          <w:b w:val="0"/>
-          <w:color w:val="000000"/>
-          <w:sz w:val="20"/>
-          <w:u w:val="none"/>
-        </w:rPr>
-        <w:t>5. Setup 4: Check Listing Setting is configured under Config by Location with Display Membership Number in Check Listing = Yes for the target outlet/station</w:t>
-      </w:r>
-    </w:p>
-    <w:p>
-      <w:pPr>
-        <w:spacing w:before="0" w:after="40"/>
-        <w:ind w:left="360" w:hanging="240"/>
-      </w:pPr>
-      <w:r>
-        <w:rPr>
-          <w:rFonts w:ascii="Arial" w:hAnsi="Arial" w:eastAsia="Arial" w:cs="Arial"/>
-          <w:b w:val="0"/>
-          <w:color w:val="000000"/>
-          <w:sz w:val="20"/>
-          <w:u w:val="none"/>
-        </w:rPr>
-        <w:t>6. A check paid with the Member payment method (whose payment membership number is captured) exists in the system</w:t>
+        <w:t>3. Member Profile (For Membership in Member Module) is configured with Support = Yes and a target membership interface for the location</w:t>
       </w:r>
     </w:p>
     <w:p>
@@ -192,7 +144,7 @@
     <w:p>
       <w:pPr>
         <w:spacing w:before="0" w:after="40"/>
-        <w:ind w:left="360" w:hanging="240"/>
+        <w:ind w:left="1080" w:hanging="240"/>
       </w:pPr>
       <w:r>
         <w:rPr>
@@ -202,13 +154,13 @@
           <w:sz w:val="20"/>
           <w:u w:val="none"/>
         </w:rPr>
-        <w:t>1. Log in to POS Client</w:t>
+        <w:t>1. Go to POS System &gt; Ordering Setup &gt; Config by Location and select "Check Listing Setting" under the System section</w:t>
       </w:r>
     </w:p>
     <w:p>
       <w:pPr>
         <w:spacing w:before="0" w:after="40"/>
-        <w:ind w:left="360" w:hanging="240"/>
+        <w:ind w:left="1080" w:hanging="240"/>
       </w:pPr>
       <w:r>
         <w:rPr>
@@ -218,13 +170,13 @@
           <w:sz w:val="20"/>
           <w:u w:val="none"/>
         </w:rPr>
-        <w:t>2. Click the "Admin" button</w:t>
+        <w:t>2. Add a new record for the target location</w:t>
       </w:r>
     </w:p>
     <w:p>
       <w:pPr>
         <w:spacing w:before="0" w:after="40"/>
-        <w:ind w:left="360" w:hanging="240"/>
+        <w:ind w:left="1080" w:hanging="240"/>
       </w:pPr>
       <w:r>
         <w:rPr>
@@ -234,13 +186,13 @@
           <w:sz w:val="20"/>
           <w:u w:val="none"/>
         </w:rPr>
-        <w:t>3. Select the "Check Operation" tab</w:t>
+        <w:t>3. Set "Display Membership Number in Check Listing" = Yes</w:t>
       </w:r>
     </w:p>
     <w:p>
       <w:pPr>
         <w:spacing w:before="0" w:after="40"/>
-        <w:ind w:left="360" w:hanging="240"/>
+        <w:ind w:left="1080" w:hanging="240"/>
       </w:pPr>
       <w:r>
         <w:rPr>
@@ -250,71 +202,7 @@
           <w:sz w:val="20"/>
           <w:u w:val="none"/>
         </w:rPr>
-        <w:t>4. Click the "Check Listing" function</w:t>
-      </w:r>
-    </w:p>
-    <w:p>
-      <w:pPr>
-        <w:spacing w:before="0" w:after="40"/>
-        <w:ind w:left="360" w:hanging="240"/>
-      </w:pPr>
-      <w:r>
-        <w:rPr>
-          <w:rFonts w:ascii="Arial" w:hAnsi="Arial" w:eastAsia="Arial" w:cs="Arial"/>
-          <w:b w:val="0"/>
-          <w:color w:val="000000"/>
-          <w:sz w:val="20"/>
-          <w:u w:val="none"/>
-        </w:rPr>
-        <w:t>5. Select the tab "Paid Check Listing (Current Station)"</w:t>
-      </w:r>
-    </w:p>
-    <w:p>
-      <w:pPr>
-        <w:spacing w:before="0" w:after="40"/>
-        <w:ind w:left="360" w:hanging="240"/>
-      </w:pPr>
-      <w:r>
-        <w:rPr>
-          <w:rFonts w:ascii="Arial" w:hAnsi="Arial" w:eastAsia="Arial" w:cs="Arial"/>
-          <w:b w:val="0"/>
-          <w:color w:val="000000"/>
-          <w:sz w:val="20"/>
-          <w:u w:val="none"/>
-        </w:rPr>
-        <w:t>6. Verify the listing UI displays a new "Payment Member" column right after the "Payment Method" column</w:t>
-      </w:r>
-    </w:p>
-    <w:p>
-      <w:pPr>
-        <w:spacing w:before="0" w:after="40"/>
-        <w:ind w:left="360" w:hanging="240"/>
-      </w:pPr>
-      <w:r>
-        <w:rPr>
-          <w:rFonts w:ascii="Arial" w:hAnsi="Arial" w:eastAsia="Arial" w:cs="Arial"/>
-          <w:b w:val="0"/>
-          <w:color w:val="000000"/>
-          <w:sz w:val="20"/>
-          <w:u w:val="none"/>
-        </w:rPr>
-        <w:t>7. Locate the row corresponding to the check paid with the Member payment method</w:t>
-      </w:r>
-    </w:p>
-    <w:p>
-      <w:pPr>
-        <w:spacing w:before="0" w:after="40"/>
-        <w:ind w:left="360" w:hanging="240"/>
-      </w:pPr>
-      <w:r>
-        <w:rPr>
-          <w:rFonts w:ascii="Arial" w:hAnsi="Arial" w:eastAsia="Arial" w:cs="Arial"/>
-          <w:b w:val="0"/>
-          <w:color w:val="000000"/>
-          <w:sz w:val="20"/>
-          <w:u w:val="none"/>
-        </w:rPr>
-        <w:t>8. Verify the membership number is displayed in the "Payment Member" column for that row</w:t>
+        <w:t>4. Click "Save"</w:t>
       </w:r>
     </w:p>
     <w:p>
@@ -335,7 +223,7 @@
     <w:p>
       <w:pPr>
         <w:spacing w:before="0" w:after="40"/>
-        <w:ind w:left="360" w:hanging="240"/>
+        <w:ind w:left="1080" w:hanging="240"/>
       </w:pPr>
       <w:r>
         <w:rPr>
@@ -345,13 +233,13 @@
           <w:sz w:val="20"/>
           <w:u w:val="none"/>
         </w:rPr>
-        <w:t>1. The Check Listing page (Paid Check Listing - Current Station) loads correctly</w:t>
+        <w:t>1. The Check Listing Setting record is saved with "Display Membership Number in Check Listing" = Yes</w:t>
       </w:r>
     </w:p>
     <w:p>
       <w:pPr>
         <w:spacing w:before="0" w:after="40"/>
-        <w:ind w:left="360" w:hanging="240"/>
+        <w:ind w:left="1080" w:hanging="240"/>
       </w:pPr>
       <w:r>
         <w:rPr>
@@ -361,13 +249,13 @@
           <w:sz w:val="20"/>
           <w:u w:val="none"/>
         </w:rPr>
-        <w:t>2. The new "Payment Member" column appears in the listing, positioned immediately after the "Payment Method" column</w:t>
+        <w:t>2. The setting is applied to the selected location level</w:t>
       </w:r>
     </w:p>
     <w:p>
       <w:pPr>
         <w:spacing w:before="0" w:after="40"/>
-        <w:ind w:left="360" w:hanging="240"/>
+        <w:ind w:left="1080" w:hanging="240"/>
       </w:pPr>
       <w:r>
         <w:rPr>
@@ -377,23 +265,7 @@
           <w:sz w:val="20"/>
           <w:u w:val="none"/>
         </w:rPr>
-        <w:t>3. The membership number of the check paid with the Member payment method is displayed correctly in the new "Payment Member" column</w:t>
-      </w:r>
-    </w:p>
-    <w:p>
-      <w:pPr>
-        <w:spacing w:before="0" w:after="40"/>
-        <w:ind w:left="360" w:hanging="240"/>
-      </w:pPr>
-      <w:r>
-        <w:rPr>
-          <w:rFonts w:ascii="Arial" w:hAnsi="Arial" w:eastAsia="Arial" w:cs="Arial"/>
-          <w:b w:val="0"/>
-          <w:color w:val="000000"/>
-          <w:sz w:val="20"/>
-          <w:u w:val="none"/>
-        </w:rPr>
-        <w:t>4. The remaining columns and data in the Check Listing are unaffected by the new column</w:t>
+        <w:t>3. No error is prompted during saving</w:t>
       </w:r>
     </w:p>
     <w:p>
@@ -408,7 +280,7 @@
           <w:sz w:val="22"/>
           <w:u w:val="none"/>
         </w:rPr>
-        <w:t>F1.2.Verify Empty Value in "Payment Member" Column When Setups 1, 2, or 3 Are Not Fulfilled</w:t>
+        <w:t>F1.2. Setting Disabled or Not Configured Shows Standard Listing</w:t>
       </w:r>
     </w:p>
     <w:p>
@@ -429,7 +301,7 @@
     <w:p>
       <w:pPr>
         <w:spacing w:before="0" w:after="40"/>
-        <w:ind w:left="360" w:hanging="240"/>
+        <w:ind w:left="1080" w:hanging="240"/>
       </w:pPr>
       <w:r>
         <w:rPr>
@@ -439,39 +311,7 @@
           <w:sz w:val="20"/>
           <w:u w:val="none"/>
         </w:rPr>
-        <w:t>1. POS Client is installed and running on a Workstation (Windows 11 Enterprise) in the local test environment</w:t>
-      </w:r>
-    </w:p>
-    <w:p>
-      <w:pPr>
-        <w:spacing w:before="0" w:after="40"/>
-        <w:ind w:left="360" w:hanging="240"/>
-      </w:pPr>
-      <w:r>
-        <w:rPr>
-          <w:rFonts w:ascii="Arial" w:hAnsi="Arial" w:eastAsia="Arial" w:cs="Arial"/>
-          <w:b w:val="0"/>
-          <w:color w:val="000000"/>
-          <w:sz w:val="20"/>
-          <w:u w:val="none"/>
-        </w:rPr>
-        <w:t>2. Setup 4: Display Membership Number in Check Listing = Yes is configured for the target outlet/station</w:t>
-      </w:r>
-    </w:p>
-    <w:p>
-      <w:pPr>
-        <w:spacing w:before="0" w:after="40"/>
-        <w:ind w:left="360" w:hanging="240"/>
-      </w:pPr>
-      <w:r>
-        <w:rPr>
-          <w:rFonts w:ascii="Arial" w:hAnsi="Arial" w:eastAsia="Arial" w:cs="Arial"/>
-          <w:b w:val="0"/>
-          <w:color w:val="000000"/>
-          <w:sz w:val="20"/>
-          <w:u w:val="none"/>
-        </w:rPr>
-        <w:t>3. A check paid with a payment method that is NOT Type = Member exists in the system (so Setups 1, 2, 3 are not fulfilled for that payment)</w:t>
+        <w:t>1. Check Listing Setting for the location does not exist, or "Display Membership Number in Check Listing" is set to No</w:t>
       </w:r>
     </w:p>
     <w:p>
@@ -492,7 +332,7 @@
     <w:p>
       <w:pPr>
         <w:spacing w:before="0" w:after="40"/>
-        <w:ind w:left="360" w:hanging="240"/>
+        <w:ind w:left="1080" w:hanging="240"/>
       </w:pPr>
       <w:r>
         <w:rPr>
@@ -502,13 +342,13 @@
           <w:sz w:val="20"/>
           <w:u w:val="none"/>
         </w:rPr>
-        <w:t>1. Log in to POS Client</w:t>
+        <w:t>1. Log in to the POS client</w:t>
       </w:r>
     </w:p>
     <w:p>
       <w:pPr>
         <w:spacing w:before="0" w:after="40"/>
-        <w:ind w:left="360" w:hanging="240"/>
+        <w:ind w:left="1080" w:hanging="240"/>
       </w:pPr>
       <w:r>
         <w:rPr>
@@ -518,13 +358,13 @@
           <w:sz w:val="20"/>
           <w:u w:val="none"/>
         </w:rPr>
-        <w:t>2. Click the "Admin" button</w:t>
+        <w:t>2. Click "Admin" and select the "Check Operation" tab</w:t>
       </w:r>
     </w:p>
     <w:p>
       <w:pPr>
         <w:spacing w:before="0" w:after="40"/>
-        <w:ind w:left="360" w:hanging="240"/>
+        <w:ind w:left="1080" w:hanging="240"/>
       </w:pPr>
       <w:r>
         <w:rPr>
@@ -534,87 +374,7 @@
           <w:sz w:val="20"/>
           <w:u w:val="none"/>
         </w:rPr>
-        <w:t>3. Select the "Check Operation" tab</w:t>
-      </w:r>
-    </w:p>
-    <w:p>
-      <w:pPr>
-        <w:spacing w:before="0" w:after="40"/>
-        <w:ind w:left="360" w:hanging="240"/>
-      </w:pPr>
-      <w:r>
-        <w:rPr>
-          <w:rFonts w:ascii="Arial" w:hAnsi="Arial" w:eastAsia="Arial" w:cs="Arial"/>
-          <w:b w:val="0"/>
-          <w:color w:val="000000"/>
-          <w:sz w:val="20"/>
-          <w:u w:val="none"/>
-        </w:rPr>
-        <w:t>4. Click the "Check Listing" function</w:t>
-      </w:r>
-    </w:p>
-    <w:p>
-      <w:pPr>
-        <w:spacing w:before="0" w:after="40"/>
-        <w:ind w:left="360" w:hanging="240"/>
-      </w:pPr>
-      <w:r>
-        <w:rPr>
-          <w:rFonts w:ascii="Arial" w:hAnsi="Arial" w:eastAsia="Arial" w:cs="Arial"/>
-          <w:b w:val="0"/>
-          <w:color w:val="000000"/>
-          <w:sz w:val="20"/>
-          <w:u w:val="none"/>
-        </w:rPr>
-        <w:t>5. Select the tab "Paid Check Listing (Current Station)"</w:t>
-      </w:r>
-    </w:p>
-    <w:p>
-      <w:pPr>
-        <w:spacing w:before="0" w:after="40"/>
-        <w:ind w:left="360" w:hanging="240"/>
-      </w:pPr>
-      <w:r>
-        <w:rPr>
-          <w:rFonts w:ascii="Arial" w:hAnsi="Arial" w:eastAsia="Arial" w:cs="Arial"/>
-          <w:b w:val="0"/>
-          <w:color w:val="000000"/>
-          <w:sz w:val="20"/>
-          <w:u w:val="none"/>
-        </w:rPr>
-        <w:t>6. Verify the new "Payment Member" column appears after the "Payment Method" column</w:t>
-      </w:r>
-    </w:p>
-    <w:p>
-      <w:pPr>
-        <w:spacing w:before="0" w:after="40"/>
-        <w:ind w:left="360" w:hanging="240"/>
-      </w:pPr>
-      <w:r>
-        <w:rPr>
-          <w:rFonts w:ascii="Arial" w:hAnsi="Arial" w:eastAsia="Arial" w:cs="Arial"/>
-          <w:b w:val="0"/>
-          <w:color w:val="000000"/>
-          <w:sz w:val="20"/>
-          <w:u w:val="none"/>
-        </w:rPr>
-        <w:t>7. Locate a row corresponding to a check paid with a non-Member payment method</w:t>
-      </w:r>
-    </w:p>
-    <w:p>
-      <w:pPr>
-        <w:spacing w:before="0" w:after="40"/>
-        <w:ind w:left="360" w:hanging="240"/>
-      </w:pPr>
-      <w:r>
-        <w:rPr>
-          <w:rFonts w:ascii="Arial" w:hAnsi="Arial" w:eastAsia="Arial" w:cs="Arial"/>
-          <w:b w:val="0"/>
-          <w:color w:val="000000"/>
-          <w:sz w:val="20"/>
-          <w:u w:val="none"/>
-        </w:rPr>
-        <w:t>8. Verify the "Payment Member" column is empty for that row</w:t>
+        <w:t>3. Click the "Check Listing" function and open "Paid Check Listing (Current Station)" and "Paid Check Listing"</w:t>
       </w:r>
     </w:p>
     <w:p>
@@ -635,7 +395,7 @@
     <w:p>
       <w:pPr>
         <w:spacing w:before="0" w:after="40"/>
-        <w:ind w:left="360" w:hanging="240"/>
+        <w:ind w:left="1080" w:hanging="240"/>
       </w:pPr>
       <w:r>
         <w:rPr>
@@ -645,13 +405,13 @@
           <w:sz w:val="20"/>
           <w:u w:val="none"/>
         </w:rPr>
-        <w:t>1. The Check Listing page (Paid Check Listing - Current Station) loads correctly</w:t>
+        <w:t>1. Both listing pages show the standard listing user interface</w:t>
       </w:r>
     </w:p>
     <w:p>
       <w:pPr>
         <w:spacing w:before="0" w:after="40"/>
-        <w:ind w:left="360" w:hanging="240"/>
+        <w:ind w:left="1080" w:hanging="240"/>
       </w:pPr>
       <w:r>
         <w:rPr>
@@ -661,13 +421,13 @@
           <w:sz w:val="20"/>
           <w:u w:val="none"/>
         </w:rPr>
-        <w:t>2. The new "Payment Member" column appears in the listing</w:t>
+        <w:t>2. No "Payment Member" column is displayed</w:t>
       </w:r>
     </w:p>
     <w:p>
       <w:pPr>
         <w:spacing w:before="0" w:after="40"/>
-        <w:ind w:left="360" w:hanging="240"/>
+        <w:ind w:left="1080" w:hanging="240"/>
       </w:pPr>
       <w:r>
         <w:rPr>
@@ -677,23 +437,22 @@
           <w:sz w:val="20"/>
           <w:u w:val="none"/>
         </w:rPr>
-        <w:t>3. The "Payment Member" column is empty for checks paid with payment methods that do not fulfill Setups 1, 2, 3</w:t>
+        <w:t>3. Existing listing content and layout remain unchanged</w:t>
       </w:r>
     </w:p>
     <w:p>
       <w:pPr>
-        <w:spacing w:before="0" w:after="40"/>
-        <w:ind w:left="360" w:hanging="240"/>
+        <w:spacing w:before="160" w:after="80"/>
       </w:pPr>
       <w:r>
         <w:rPr>
           <w:rFonts w:ascii="Arial" w:hAnsi="Arial" w:eastAsia="Arial" w:cs="Arial"/>
-          <w:b w:val="0"/>
-          <w:color w:val="000000"/>
-          <w:sz w:val="20"/>
+          <w:b/>
+          <w:color w:val="001EFF"/>
+          <w:sz w:val="24"/>
           <w:u w:val="none"/>
         </w:rPr>
-        <w:t>4. The remaining columns and data in the Check Listing are unaffected</w:t>
+        <w:t>F2. Payment Member Column in Paid Check Listing (Current Station)</w:t>
       </w:r>
     </w:p>
     <w:p>
@@ -708,7 +467,7 @@
           <w:sz w:val="22"/>
           <w:u w:val="none"/>
         </w:rPr>
-        <w:t>F1.3.Verify No "Payment Member" Column When Setup 4 = No or Does Not Exist</w:t>
+        <w:t>F2.1. Display Payment Membership Number for Member Payment</w:t>
       </w:r>
     </w:p>
     <w:p>
@@ -729,7 +488,7 @@
     <w:p>
       <w:pPr>
         <w:spacing w:before="0" w:after="40"/>
-        <w:ind w:left="360" w:hanging="240"/>
+        <w:ind w:left="1080" w:hanging="240"/>
       </w:pPr>
       <w:r>
         <w:rPr>
@@ -739,13 +498,13 @@
           <w:sz w:val="20"/>
           <w:u w:val="none"/>
         </w:rPr>
-        <w:t>1. POS Client is installed and running on a Workstation (Windows 11 Enterprise) in the local test environment</w:t>
+        <w:t>1. "Display Membership Number in Check Listing" = Yes for the station location</w:t>
       </w:r>
     </w:p>
     <w:p>
       <w:pPr>
         <w:spacing w:before="0" w:after="40"/>
-        <w:ind w:left="360" w:hanging="240"/>
+        <w:ind w:left="1080" w:hanging="240"/>
       </w:pPr>
       <w:r>
         <w:rPr>
@@ -755,13 +514,13 @@
           <w:sz w:val="20"/>
           <w:u w:val="none"/>
         </w:rPr>
-        <w:t>2. Setups 1, 2, 3 are configured for the Member payment method</w:t>
+        <w:t>2. A Member type payment method, Member Profile support, and target membership interface are configured</w:t>
       </w:r>
     </w:p>
     <w:p>
       <w:pPr>
         <w:spacing w:before="0" w:after="40"/>
-        <w:ind w:left="360" w:hanging="240"/>
+        <w:ind w:left="1080" w:hanging="240"/>
       </w:pPr>
       <w:r>
         <w:rPr>
@@ -771,23 +530,7 @@
           <w:sz w:val="20"/>
           <w:u w:val="none"/>
         </w:rPr>
-        <w:t>3. Setup 4: Display Membership Number in Check Listing = No (or the Check Listing Setting record does not exist) for the target outlet/station</w:t>
-      </w:r>
-    </w:p>
-    <w:p>
-      <w:pPr>
-        <w:spacing w:before="0" w:after="40"/>
-        <w:ind w:left="360" w:hanging="240"/>
-      </w:pPr>
-      <w:r>
-        <w:rPr>
-          <w:rFonts w:ascii="Arial" w:hAnsi="Arial" w:eastAsia="Arial" w:cs="Arial"/>
-          <w:b w:val="0"/>
-          <w:color w:val="000000"/>
-          <w:sz w:val="20"/>
-          <w:u w:val="none"/>
-        </w:rPr>
-        <w:t>4. A check paid with the Member payment method (whose payment membership number is captured) exists in the system</w:t>
+        <w:t>3. A check has been paid at the current station with the Member payment method and its payment membership number was saved with the payment</w:t>
       </w:r>
     </w:p>
     <w:p>
@@ -808,7 +551,7 @@
     <w:p>
       <w:pPr>
         <w:spacing w:before="0" w:after="40"/>
-        <w:ind w:left="360" w:hanging="240"/>
+        <w:ind w:left="1080" w:hanging="240"/>
       </w:pPr>
       <w:r>
         <w:rPr>
@@ -818,13 +561,13 @@
           <w:sz w:val="20"/>
           <w:u w:val="none"/>
         </w:rPr>
-        <w:t>1. Log in to POS Client</w:t>
+        <w:t>1. Log in to the POS client at the current station</w:t>
       </w:r>
     </w:p>
     <w:p>
       <w:pPr>
         <w:spacing w:before="0" w:after="40"/>
-        <w:ind w:left="360" w:hanging="240"/>
+        <w:ind w:left="1080" w:hanging="240"/>
       </w:pPr>
       <w:r>
         <w:rPr>
@@ -834,13 +577,13 @@
           <w:sz w:val="20"/>
           <w:u w:val="none"/>
         </w:rPr>
-        <w:t>2. Click the "Admin" button</w:t>
+        <w:t>2. Click "Admin", select the "Check Operation" tab, then click "Check Listing"</w:t>
       </w:r>
     </w:p>
     <w:p>
       <w:pPr>
         <w:spacing w:before="0" w:after="40"/>
-        <w:ind w:left="360" w:hanging="240"/>
+        <w:ind w:left="1080" w:hanging="240"/>
       </w:pPr>
       <w:r>
         <w:rPr>
@@ -850,13 +593,13 @@
           <w:sz w:val="20"/>
           <w:u w:val="none"/>
         </w:rPr>
-        <w:t>3. Select the "Check Operation" tab</w:t>
+        <w:t>3. Open the "Paid Check Listing (Current Station)" tab</w:t>
       </w:r>
     </w:p>
     <w:p>
       <w:pPr>
         <w:spacing w:before="0" w:after="40"/>
-        <w:ind w:left="360" w:hanging="240"/>
+        <w:ind w:left="1080" w:hanging="240"/>
       </w:pPr>
       <w:r>
         <w:rPr>
@@ -866,39 +609,7 @@
           <w:sz w:val="20"/>
           <w:u w:val="none"/>
         </w:rPr>
-        <w:t>4. Click the "Check Listing" function</w:t>
-      </w:r>
-    </w:p>
-    <w:p>
-      <w:pPr>
-        <w:spacing w:before="0" w:after="40"/>
-        <w:ind w:left="360" w:hanging="240"/>
-      </w:pPr>
-      <w:r>
-        <w:rPr>
-          <w:rFonts w:ascii="Arial" w:hAnsi="Arial" w:eastAsia="Arial" w:cs="Arial"/>
-          <w:b w:val="0"/>
-          <w:color w:val="000000"/>
-          <w:sz w:val="20"/>
-          <w:u w:val="none"/>
-        </w:rPr>
-        <w:t>5. Select the tab "Paid Check Listing (Current Station)"</w:t>
-      </w:r>
-    </w:p>
-    <w:p>
-      <w:pPr>
-        <w:spacing w:before="0" w:after="40"/>
-        <w:ind w:left="360" w:hanging="240"/>
-      </w:pPr>
-      <w:r>
-        <w:rPr>
-          <w:rFonts w:ascii="Arial" w:hAnsi="Arial" w:eastAsia="Arial" w:cs="Arial"/>
-          <w:b w:val="0"/>
-          <w:color w:val="000000"/>
-          <w:sz w:val="20"/>
-          <w:u w:val="none"/>
-        </w:rPr>
-        <w:t>6. Verify the standard listing UI is shown WITHOUT the "Payment Member" column</w:t>
+        <w:t>4. Locate the paid check</w:t>
       </w:r>
     </w:p>
     <w:p>
@@ -919,7 +630,7 @@
     <w:p>
       <w:pPr>
         <w:spacing w:before="0" w:after="40"/>
-        <w:ind w:left="360" w:hanging="240"/>
+        <w:ind w:left="1080" w:hanging="240"/>
       </w:pPr>
       <w:r>
         <w:rPr>
@@ -929,13 +640,13 @@
           <w:sz w:val="20"/>
           <w:u w:val="none"/>
         </w:rPr>
-        <w:t>1. The Check Listing page (Paid Check Listing - Current Station) loads correctly</w:t>
+        <w:t>1. A new "Payment Member" column is displayed immediately after the "Payment Method" column</w:t>
       </w:r>
     </w:p>
     <w:p>
       <w:pPr>
         <w:spacing w:before="0" w:after="40"/>
-        <w:ind w:left="360" w:hanging="240"/>
+        <w:ind w:left="1080" w:hanging="240"/>
       </w:pPr>
       <w:r>
         <w:rPr>
@@ -945,13 +656,13 @@
           <w:sz w:val="20"/>
           <w:u w:val="none"/>
         </w:rPr>
-        <w:t>2. The standard listing UI is shown without the "Payment Member" column</w:t>
+        <w:t>2. The payment membership number of the member-paid check is displayed in the new column</w:t>
       </w:r>
     </w:p>
     <w:p>
       <w:pPr>
         <w:spacing w:before="0" w:after="40"/>
-        <w:ind w:left="360" w:hanging="240"/>
+        <w:ind w:left="1080" w:hanging="240"/>
       </w:pPr>
       <w:r>
         <w:rPr>
@@ -961,38 +672,7 @@
           <w:sz w:val="20"/>
           <w:u w:val="none"/>
         </w:rPr>
-        <w:t>3. No new column is added when Setup 4 = No or does not exist</w:t>
-      </w:r>
-    </w:p>
-    <w:p>
-      <w:pPr>
-        <w:spacing w:before="0" w:after="40"/>
-        <w:ind w:left="360" w:hanging="240"/>
-      </w:pPr>
-      <w:r>
-        <w:rPr>
-          <w:rFonts w:ascii="Arial" w:hAnsi="Arial" w:eastAsia="Arial" w:cs="Arial"/>
-          <w:b w:val="0"/>
-          <w:color w:val="000000"/>
-          <w:sz w:val="20"/>
-          <w:u w:val="none"/>
-        </w:rPr>
-        <w:t>4. The remaining columns and data in the Check Listing are unaffected</w:t>
-      </w:r>
-    </w:p>
-    <w:p>
-      <w:pPr>
-        <w:spacing w:before="160" w:after="80"/>
-      </w:pPr>
-      <w:r>
-        <w:rPr>
-          <w:rFonts w:ascii="Arial" w:hAnsi="Arial" w:eastAsia="Arial" w:cs="Arial"/>
-          <w:b/>
-          <w:color w:val="001EFF"/>
-          <w:sz w:val="24"/>
-          <w:u w:val="none"/>
-        </w:rPr>
-        <w:t>F2.Display Payment Membership Number in Paid Check Listing</w:t>
+        <w:t>3. The membership number corresponds to the member used in the payment of that check</w:t>
       </w:r>
     </w:p>
     <w:p>
@@ -1007,7 +687,7 @@
           <w:sz w:val="22"/>
           <w:u w:val="none"/>
         </w:rPr>
-        <w:t>F2.1.Verify "Payment Member" Column Appears and Shows Membership Number in Paid Check Listing</w:t>
+        <w:t>F2.2. Empty Value When Payment Membership Number Was Not Saved</w:t>
       </w:r>
     </w:p>
     <w:p>
@@ -1028,7 +708,7 @@
     <w:p>
       <w:pPr>
         <w:spacing w:before="0" w:after="40"/>
-        <w:ind w:left="360" w:hanging="240"/>
+        <w:ind w:left="1080" w:hanging="240"/>
       </w:pPr>
       <w:r>
         <w:rPr>
@@ -1038,13 +718,13 @@
           <w:sz w:val="20"/>
           <w:u w:val="none"/>
         </w:rPr>
-        <w:t>1. POS Client is installed and running on a Workstation (Windows 11 Enterprise) in the local test environment</w:t>
+        <w:t>1. "Display Membership Number in Check Listing" = Yes for the station location</w:t>
       </w:r>
     </w:p>
     <w:p>
       <w:pPr>
         <w:spacing w:before="0" w:after="40"/>
-        <w:ind w:left="360" w:hanging="240"/>
+        <w:ind w:left="1080" w:hanging="240"/>
       </w:pPr>
       <w:r>
         <w:rPr>
@@ -1054,71 +734,7 @@
           <w:sz w:val="20"/>
           <w:u w:val="none"/>
         </w:rPr>
-        <w:t>2. Setup 1: A payment method with Type = Member is configured under POS System &gt; Payment Setup &gt; Payment Methods</w:t>
-      </w:r>
-    </w:p>
-    <w:p>
-      <w:pPr>
-        <w:spacing w:before="0" w:after="40"/>
-        <w:ind w:left="360" w:hanging="240"/>
-      </w:pPr>
-      <w:r>
-        <w:rPr>
-          <w:rFonts w:ascii="Arial" w:hAnsi="Arial" w:eastAsia="Arial" w:cs="Arial"/>
-          <w:b w:val="0"/>
-          <w:color w:val="000000"/>
-          <w:sz w:val="20"/>
-          <w:u w:val="none"/>
-        </w:rPr>
-        <w:t>3. Setup 2: Member Profile (For Membership in Member Module) is configured under Config by Location with Support = Yes for the target outlet</w:t>
-      </w:r>
-    </w:p>
-    <w:p>
-      <w:pPr>
-        <w:spacing w:before="0" w:after="40"/>
-        <w:ind w:left="360" w:hanging="240"/>
-      </w:pPr>
-      <w:r>
-        <w:rPr>
-          <w:rFonts w:ascii="Arial" w:hAnsi="Arial" w:eastAsia="Arial" w:cs="Arial"/>
-          <w:b w:val="0"/>
-          <w:color w:val="000000"/>
-          <w:sz w:val="20"/>
-          <w:u w:val="none"/>
-        </w:rPr>
-        <w:t>4. Setup 3: A target membership interface is selected under the Member Profile setup</w:t>
-      </w:r>
-    </w:p>
-    <w:p>
-      <w:pPr>
-        <w:spacing w:before="0" w:after="40"/>
-        <w:ind w:left="360" w:hanging="240"/>
-      </w:pPr>
-      <w:r>
-        <w:rPr>
-          <w:rFonts w:ascii="Arial" w:hAnsi="Arial" w:eastAsia="Arial" w:cs="Arial"/>
-          <w:b w:val="0"/>
-          <w:color w:val="000000"/>
-          <w:sz w:val="20"/>
-          <w:u w:val="none"/>
-        </w:rPr>
-        <w:t>5. Setup 4: Check Listing Setting is configured with Display Membership Number in Check Listing = Yes for the target outlet</w:t>
-      </w:r>
-    </w:p>
-    <w:p>
-      <w:pPr>
-        <w:spacing w:before="0" w:after="40"/>
-        <w:ind w:left="360" w:hanging="240"/>
-      </w:pPr>
-      <w:r>
-        <w:rPr>
-          <w:rFonts w:ascii="Arial" w:hAnsi="Arial" w:eastAsia="Arial" w:cs="Arial"/>
-          <w:b w:val="0"/>
-          <w:color w:val="000000"/>
-          <w:sz w:val="20"/>
-          <w:u w:val="none"/>
-        </w:rPr>
-        <w:t>6. Multiple checks paid with the Member payment method (with membership numbers captured) exist across different business days</w:t>
+        <w:t>2. A paid check exists whose payment did not save a payment membership number, or which was paid by a non-Member payment method</w:t>
       </w:r>
     </w:p>
     <w:p>
@@ -1139,7 +755,7 @@
     <w:p>
       <w:pPr>
         <w:spacing w:before="0" w:after="40"/>
-        <w:ind w:left="360" w:hanging="240"/>
+        <w:ind w:left="1080" w:hanging="240"/>
       </w:pPr>
       <w:r>
         <w:rPr>
@@ -1149,13 +765,13 @@
           <w:sz w:val="20"/>
           <w:u w:val="none"/>
         </w:rPr>
-        <w:t>1. Log in to POS Client</w:t>
+        <w:t>1. Open "Paid Check Listing (Current Station)" in Check Listing</w:t>
       </w:r>
     </w:p>
     <w:p>
       <w:pPr>
         <w:spacing w:before="0" w:after="40"/>
-        <w:ind w:left="360" w:hanging="240"/>
+        <w:ind w:left="1080" w:hanging="240"/>
       </w:pPr>
       <w:r>
         <w:rPr>
@@ -1165,103 +781,7 @@
           <w:sz w:val="20"/>
           <w:u w:val="none"/>
         </w:rPr>
-        <w:t>2. Click the "Admin" button</w:t>
-      </w:r>
-    </w:p>
-    <w:p>
-      <w:pPr>
-        <w:spacing w:before="0" w:after="40"/>
-        <w:ind w:left="360" w:hanging="240"/>
-      </w:pPr>
-      <w:r>
-        <w:rPr>
-          <w:rFonts w:ascii="Arial" w:hAnsi="Arial" w:eastAsia="Arial" w:cs="Arial"/>
-          <w:b w:val="0"/>
-          <w:color w:val="000000"/>
-          <w:sz w:val="20"/>
-          <w:u w:val="none"/>
-        </w:rPr>
-        <w:t>3. Select the "Check Operation" tab</w:t>
-      </w:r>
-    </w:p>
-    <w:p>
-      <w:pPr>
-        <w:spacing w:before="0" w:after="40"/>
-        <w:ind w:left="360" w:hanging="240"/>
-      </w:pPr>
-      <w:r>
-        <w:rPr>
-          <w:rFonts w:ascii="Arial" w:hAnsi="Arial" w:eastAsia="Arial" w:cs="Arial"/>
-          <w:b w:val="0"/>
-          <w:color w:val="000000"/>
-          <w:sz w:val="20"/>
-          <w:u w:val="none"/>
-        </w:rPr>
-        <w:t>4. Click the "Check Listing" function</w:t>
-      </w:r>
-    </w:p>
-    <w:p>
-      <w:pPr>
-        <w:spacing w:before="0" w:after="40"/>
-        <w:ind w:left="360" w:hanging="240"/>
-      </w:pPr>
-      <w:r>
-        <w:rPr>
-          <w:rFonts w:ascii="Arial" w:hAnsi="Arial" w:eastAsia="Arial" w:cs="Arial"/>
-          <w:b w:val="0"/>
-          <w:color w:val="000000"/>
-          <w:sz w:val="20"/>
-          <w:u w:val="none"/>
-        </w:rPr>
-        <w:t>5. Select the tab "Paid Check Listing"</w:t>
-      </w:r>
-    </w:p>
-    <w:p>
-      <w:pPr>
-        <w:spacing w:before="0" w:after="40"/>
-        <w:ind w:left="360" w:hanging="240"/>
-      </w:pPr>
-      <w:r>
-        <w:rPr>
-          <w:rFonts w:ascii="Arial" w:hAnsi="Arial" w:eastAsia="Arial" w:cs="Arial"/>
-          <w:b w:val="0"/>
-          <w:color w:val="000000"/>
-          <w:sz w:val="20"/>
-          <w:u w:val="none"/>
-        </w:rPr>
-        <w:t>6. Verify the listing UI displays a new "Payment Member" column right after the "Payment Method" column</w:t>
-      </w:r>
-    </w:p>
-    <w:p>
-      <w:pPr>
-        <w:spacing w:before="0" w:after="40"/>
-        <w:ind w:left="360" w:hanging="240"/>
-      </w:pPr>
-      <w:r>
-        <w:rPr>
-          <w:rFonts w:ascii="Arial" w:hAnsi="Arial" w:eastAsia="Arial" w:cs="Arial"/>
-          <w:b w:val="0"/>
-          <w:color w:val="000000"/>
-          <w:sz w:val="20"/>
-          <w:u w:val="none"/>
-        </w:rPr>
-        <w:t>7. Locate the rows corresponding to checks paid with the Member payment method</w:t>
-      </w:r>
-    </w:p>
-    <w:p>
-      <w:pPr>
-        <w:spacing w:before="0" w:after="40"/>
-        <w:ind w:left="360" w:hanging="240"/>
-      </w:pPr>
-      <w:r>
-        <w:rPr>
-          <w:rFonts w:ascii="Arial" w:hAnsi="Arial" w:eastAsia="Arial" w:cs="Arial"/>
-          <w:b w:val="0"/>
-          <w:color w:val="000000"/>
-          <w:sz w:val="20"/>
-          <w:u w:val="none"/>
-        </w:rPr>
-        <w:t>8. Verify the membership numbers are displayed in the "Payment Member" column for those rows</w:t>
+        <w:t>2. Locate the check without saved membership information</w:t>
       </w:r>
     </w:p>
     <w:p>
@@ -1282,7 +802,7 @@
     <w:p>
       <w:pPr>
         <w:spacing w:before="0" w:after="40"/>
-        <w:ind w:left="360" w:hanging="240"/>
+        <w:ind w:left="1080" w:hanging="240"/>
       </w:pPr>
       <w:r>
         <w:rPr>
@@ -1292,13 +812,13 @@
           <w:sz w:val="20"/>
           <w:u w:val="none"/>
         </w:rPr>
-        <w:t>1. The Check Listing page (Paid Check Listing) loads correctly</w:t>
+        <w:t>1. The "Payment Member" column is present</w:t>
       </w:r>
     </w:p>
     <w:p>
       <w:pPr>
         <w:spacing w:before="0" w:after="40"/>
-        <w:ind w:left="360" w:hanging="240"/>
+        <w:ind w:left="1080" w:hanging="240"/>
       </w:pPr>
       <w:r>
         <w:rPr>
@@ -1308,13 +828,13 @@
           <w:sz w:val="20"/>
           <w:u w:val="none"/>
         </w:rPr>
-        <w:t>2. The new "Payment Member" column appears in the listing, positioned immediately after the "Payment Method" column</w:t>
+        <w:t>2. The value for that check is empty</w:t>
       </w:r>
     </w:p>
     <w:p>
       <w:pPr>
         <w:spacing w:before="0" w:after="40"/>
-        <w:ind w:left="360" w:hanging="240"/>
+        <w:ind w:left="1080" w:hanging="240"/>
       </w:pPr>
       <w:r>
         <w:rPr>
@@ -1324,23 +844,22 @@
           <w:sz w:val="20"/>
           <w:u w:val="none"/>
         </w:rPr>
-        <w:t>3. The membership numbers of the checks paid with the Member payment method are displayed correctly in the new "Payment Member" column</w:t>
+        <w:t>3. Other check information displays normally without error</w:t>
       </w:r>
     </w:p>
     <w:p>
       <w:pPr>
-        <w:spacing w:before="0" w:after="40"/>
-        <w:ind w:left="360" w:hanging="240"/>
+        <w:spacing w:before="160" w:after="80"/>
       </w:pPr>
       <w:r>
         <w:rPr>
           <w:rFonts w:ascii="Arial" w:hAnsi="Arial" w:eastAsia="Arial" w:cs="Arial"/>
-          <w:b w:val="0"/>
-          <w:color w:val="000000"/>
-          <w:sz w:val="20"/>
+          <w:b/>
+          <w:color w:val="001EFF"/>
+          <w:sz w:val="24"/>
           <w:u w:val="none"/>
         </w:rPr>
-        <w:t>4. The remaining columns and data in the Check Listing are unaffected</w:t>
+        <w:t>F3. Payment Member Column in Paid Check Listing</w:t>
       </w:r>
     </w:p>
     <w:p>
@@ -1355,7 +874,7 @@
           <w:sz w:val="22"/>
           <w:u w:val="none"/>
         </w:rPr>
-        <w:t>F2.2.Verify Empty Value in "Payment Member" Column When Member Payment Membership Number Was Not Captured</w:t>
+        <w:t>F3.1. Display Payment Membership Number for Member Payment</w:t>
       </w:r>
     </w:p>
     <w:p>
@@ -1376,7 +895,7 @@
     <w:p>
       <w:pPr>
         <w:spacing w:before="0" w:after="40"/>
-        <w:ind w:left="360" w:hanging="240"/>
+        <w:ind w:left="1080" w:hanging="240"/>
       </w:pPr>
       <w:r>
         <w:rPr>
@@ -1386,13 +905,13 @@
           <w:sz w:val="20"/>
           <w:u w:val="none"/>
         </w:rPr>
-        <w:t>1. POS Client is installed and running on a Workstation (Windows 11 Enterprise) in the local test environment</w:t>
+        <w:t>1. "Display Membership Number in Check Listing" = Yes for the location</w:t>
       </w:r>
     </w:p>
     <w:p>
       <w:pPr>
         <w:spacing w:before="0" w:after="40"/>
-        <w:ind w:left="360" w:hanging="240"/>
+        <w:ind w:left="1080" w:hanging="240"/>
       </w:pPr>
       <w:r>
         <w:rPr>
@@ -1402,13 +921,13 @@
           <w:sz w:val="20"/>
           <w:u w:val="none"/>
         </w:rPr>
-        <w:t>2. Setup 4: Display Membership Number in Check Listing = Yes is configured for the target outlet</w:t>
+        <w:t>2. Member type payment method, Member Profile support and target membership interface are configured</w:t>
       </w:r>
     </w:p>
     <w:p>
       <w:pPr>
         <w:spacing w:before="0" w:after="40"/>
-        <w:ind w:left="360" w:hanging="240"/>
+        <w:ind w:left="1080" w:hanging="240"/>
       </w:pPr>
       <w:r>
         <w:rPr>
@@ -1418,7 +937,7 @@
           <w:sz w:val="20"/>
           <w:u w:val="none"/>
         </w:rPr>
-        <w:t>3. A check paid with the Member payment method exists but the membership number was NOT captured during the payment (Setups 1, 2, 3 not fulfilled at the time of payment)</w:t>
+        <w:t>3. A check paid with the Member payment method has its payment membership number saved</w:t>
       </w:r>
     </w:p>
     <w:p>
@@ -1439,7 +958,7 @@
     <w:p>
       <w:pPr>
         <w:spacing w:before="0" w:after="40"/>
-        <w:ind w:left="360" w:hanging="240"/>
+        <w:ind w:left="1080" w:hanging="240"/>
       </w:pPr>
       <w:r>
         <w:rPr>
@@ -1449,13 +968,13 @@
           <w:sz w:val="20"/>
           <w:u w:val="none"/>
         </w:rPr>
-        <w:t>1. Log in to POS Client</w:t>
+        <w:t>1. Log in to the POS client and open Check Listing via Admin &gt; Check Operation</w:t>
       </w:r>
     </w:p>
     <w:p>
       <w:pPr>
         <w:spacing w:before="0" w:after="40"/>
-        <w:ind w:left="360" w:hanging="240"/>
+        <w:ind w:left="1080" w:hanging="240"/>
       </w:pPr>
       <w:r>
         <w:rPr>
@@ -1465,13 +984,13 @@
           <w:sz w:val="20"/>
           <w:u w:val="none"/>
         </w:rPr>
-        <w:t>2. Click the "Admin" button</w:t>
+        <w:t>2. Select the "Paid Check Listing" tab</w:t>
       </w:r>
     </w:p>
     <w:p>
       <w:pPr>
         <w:spacing w:before="0" w:after="40"/>
-        <w:ind w:left="360" w:hanging="240"/>
+        <w:ind w:left="1080" w:hanging="240"/>
       </w:pPr>
       <w:r>
         <w:rPr>
@@ -1481,87 +1000,7 @@
           <w:sz w:val="20"/>
           <w:u w:val="none"/>
         </w:rPr>
-        <w:t>3. Select the "Check Operation" tab</w:t>
-      </w:r>
-    </w:p>
-    <w:p>
-      <w:pPr>
-        <w:spacing w:before="0" w:after="40"/>
-        <w:ind w:left="360" w:hanging="240"/>
-      </w:pPr>
-      <w:r>
-        <w:rPr>
-          <w:rFonts w:ascii="Arial" w:hAnsi="Arial" w:eastAsia="Arial" w:cs="Arial"/>
-          <w:b w:val="0"/>
-          <w:color w:val="000000"/>
-          <w:sz w:val="20"/>
-          <w:u w:val="none"/>
-        </w:rPr>
-        <w:t>4. Click the "Check Listing" function</w:t>
-      </w:r>
-    </w:p>
-    <w:p>
-      <w:pPr>
-        <w:spacing w:before="0" w:after="40"/>
-        <w:ind w:left="360" w:hanging="240"/>
-      </w:pPr>
-      <w:r>
-        <w:rPr>
-          <w:rFonts w:ascii="Arial" w:hAnsi="Arial" w:eastAsia="Arial" w:cs="Arial"/>
-          <w:b w:val="0"/>
-          <w:color w:val="000000"/>
-          <w:sz w:val="20"/>
-          <w:u w:val="none"/>
-        </w:rPr>
-        <w:t>5. Select the tab "Paid Check Listing"</w:t>
-      </w:r>
-    </w:p>
-    <w:p>
-      <w:pPr>
-        <w:spacing w:before="0" w:after="40"/>
-        <w:ind w:left="360" w:hanging="240"/>
-      </w:pPr>
-      <w:r>
-        <w:rPr>
-          <w:rFonts w:ascii="Arial" w:hAnsi="Arial" w:eastAsia="Arial" w:cs="Arial"/>
-          <w:b w:val="0"/>
-          <w:color w:val="000000"/>
-          <w:sz w:val="20"/>
-          <w:u w:val="none"/>
-        </w:rPr>
-        <w:t>6. Verify the new "Payment Member" column appears after the "Payment Method" column</w:t>
-      </w:r>
-    </w:p>
-    <w:p>
-      <w:pPr>
-        <w:spacing w:before="0" w:after="40"/>
-        <w:ind w:left="360" w:hanging="240"/>
-      </w:pPr>
-      <w:r>
-        <w:rPr>
-          <w:rFonts w:ascii="Arial" w:hAnsi="Arial" w:eastAsia="Arial" w:cs="Arial"/>
-          <w:b w:val="0"/>
-          <w:color w:val="000000"/>
-          <w:sz w:val="20"/>
-          <w:u w:val="none"/>
-        </w:rPr>
-        <w:t>7. Locate the row corresponding to the check paid with the Member payment method whose membership number was not captured</w:t>
-      </w:r>
-    </w:p>
-    <w:p>
-      <w:pPr>
-        <w:spacing w:before="0" w:after="40"/>
-        <w:ind w:left="360" w:hanging="240"/>
-      </w:pPr>
-      <w:r>
-        <w:rPr>
-          <w:rFonts w:ascii="Arial" w:hAnsi="Arial" w:eastAsia="Arial" w:cs="Arial"/>
-          <w:b w:val="0"/>
-          <w:color w:val="000000"/>
-          <w:sz w:val="20"/>
-          <w:u w:val="none"/>
-        </w:rPr>
-        <w:t>8. Verify the "Payment Member" column is empty for that row</w:t>
+        <w:t>3. Locate the member-paid check</w:t>
       </w:r>
     </w:p>
     <w:p>
@@ -1582,7 +1021,7 @@
     <w:p>
       <w:pPr>
         <w:spacing w:before="0" w:after="40"/>
-        <w:ind w:left="360" w:hanging="240"/>
+        <w:ind w:left="1080" w:hanging="240"/>
       </w:pPr>
       <w:r>
         <w:rPr>
@@ -1592,13 +1031,13 @@
           <w:sz w:val="20"/>
           <w:u w:val="none"/>
         </w:rPr>
-        <w:t>1. The Check Listing page (Paid Check Listing) loads correctly</w:t>
+        <w:t>1. The "Payment Member" column is displayed after the "Payment Method" column</w:t>
       </w:r>
     </w:p>
     <w:p>
       <w:pPr>
         <w:spacing w:before="0" w:after="40"/>
-        <w:ind w:left="360" w:hanging="240"/>
+        <w:ind w:left="1080" w:hanging="240"/>
       </w:pPr>
       <w:r>
         <w:rPr>
@@ -1608,13 +1047,13 @@
           <w:sz w:val="20"/>
           <w:u w:val="none"/>
         </w:rPr>
-        <w:t>2. The new "Payment Member" column appears in the listing</w:t>
+        <w:t>2. The saved payment membership number is displayed for the check</w:t>
       </w:r>
     </w:p>
     <w:p>
       <w:pPr>
         <w:spacing w:before="0" w:after="40"/>
-        <w:ind w:left="360" w:hanging="240"/>
+        <w:ind w:left="1080" w:hanging="240"/>
       </w:pPr>
       <w:r>
         <w:rPr>
@@ -1624,23 +1063,7 @@
           <w:sz w:val="20"/>
           <w:u w:val="none"/>
         </w:rPr>
-        <w:t>3. The "Payment Member" column is empty for the check whose membership number was not captured</w:t>
-      </w:r>
-    </w:p>
-    <w:p>
-      <w:pPr>
-        <w:spacing w:before="0" w:after="40"/>
-        <w:ind w:left="360" w:hanging="240"/>
-      </w:pPr>
-      <w:r>
-        <w:rPr>
-          <w:rFonts w:ascii="Arial" w:hAnsi="Arial" w:eastAsia="Arial" w:cs="Arial"/>
-          <w:b w:val="0"/>
-          <w:color w:val="000000"/>
-          <w:sz w:val="20"/>
-          <w:u w:val="none"/>
-        </w:rPr>
-        <w:t>4. The remaining columns and data in the Check Listing are unaffected</w:t>
+        <w:t>3. The column behaves consistently with "Paid Check Listing (Current Station)"</w:t>
       </w:r>
     </w:p>
     <w:p>
@@ -1655,7 +1078,7 @@
           <w:sz w:val="22"/>
           <w:u w:val="none"/>
         </w:rPr>
-        <w:t>F2.3.Verify No "Payment Member" Column in Paid Check Listing When Setup 4 = No or Does Not Exist</w:t>
+        <w:t>F3.2. Empty Value for Checks Without Membership Setup Fulfilled</w:t>
       </w:r>
     </w:p>
     <w:p>
@@ -1676,7 +1099,7 @@
     <w:p>
       <w:pPr>
         <w:spacing w:before="0" w:after="40"/>
-        <w:ind w:left="360" w:hanging="240"/>
+        <w:ind w:left="1080" w:hanging="240"/>
       </w:pPr>
       <w:r>
         <w:rPr>
@@ -1686,13 +1109,13 @@
           <w:sz w:val="20"/>
           <w:u w:val="none"/>
         </w:rPr>
-        <w:t>1. POS Client is installed and running on a Workstation (Windows 11 Enterprise) in the local test environment</w:t>
+        <w:t>1. "Display Membership Number in Check Listing" = Yes</w:t>
       </w:r>
     </w:p>
     <w:p>
       <w:pPr>
         <w:spacing w:before="0" w:after="40"/>
-        <w:ind w:left="360" w:hanging="240"/>
+        <w:ind w:left="1080" w:hanging="240"/>
       </w:pPr>
       <w:r>
         <w:rPr>
@@ -1702,39 +1125,7 @@
           <w:sz w:val="20"/>
           <w:u w:val="none"/>
         </w:rPr>
-        <w:t>2. Setups 1, 2, 3 are configured for the Member payment method</w:t>
-      </w:r>
-    </w:p>
-    <w:p>
-      <w:pPr>
-        <w:spacing w:before="0" w:after="40"/>
-        <w:ind w:left="360" w:hanging="240"/>
-      </w:pPr>
-      <w:r>
-        <w:rPr>
-          <w:rFonts w:ascii="Arial" w:hAnsi="Arial" w:eastAsia="Arial" w:cs="Arial"/>
-          <w:b w:val="0"/>
-          <w:color w:val="000000"/>
-          <w:sz w:val="20"/>
-          <w:u w:val="none"/>
-        </w:rPr>
-        <w:t>3. Setup 4: Display Membership Number in Check Listing = No (or the Check Listing Setting record does not exist) for the target outlet</w:t>
-      </w:r>
-    </w:p>
-    <w:p>
-      <w:pPr>
-        <w:spacing w:before="0" w:after="40"/>
-        <w:ind w:left="360" w:hanging="240"/>
-      </w:pPr>
-      <w:r>
-        <w:rPr>
-          <w:rFonts w:ascii="Arial" w:hAnsi="Arial" w:eastAsia="Arial" w:cs="Arial"/>
-          <w:b w:val="0"/>
-          <w:color w:val="000000"/>
-          <w:sz w:val="20"/>
-          <w:u w:val="none"/>
-        </w:rPr>
-        <w:t>4. A check paid with the Member payment method (whose membership number is captured) exists in the system</w:t>
+        <w:t>2. Paid checks were saved before the Member type payment method, Member Profile support or target membership interface setup was fulfilled</w:t>
       </w:r>
     </w:p>
     <w:p>
@@ -1755,7 +1146,7 @@
     <w:p>
       <w:pPr>
         <w:spacing w:before="0" w:after="40"/>
-        <w:ind w:left="360" w:hanging="240"/>
+        <w:ind w:left="1080" w:hanging="240"/>
       </w:pPr>
       <w:r>
         <w:rPr>
@@ -1765,87 +1156,7 @@
           <w:sz w:val="20"/>
           <w:u w:val="none"/>
         </w:rPr>
-        <w:t>1. Log in to POS Client</w:t>
-      </w:r>
-    </w:p>
-    <w:p>
-      <w:pPr>
-        <w:spacing w:before="0" w:after="40"/>
-        <w:ind w:left="360" w:hanging="240"/>
-      </w:pPr>
-      <w:r>
-        <w:rPr>
-          <w:rFonts w:ascii="Arial" w:hAnsi="Arial" w:eastAsia="Arial" w:cs="Arial"/>
-          <w:b w:val="0"/>
-          <w:color w:val="000000"/>
-          <w:sz w:val="20"/>
-          <w:u w:val="none"/>
-        </w:rPr>
-        <w:t>2. Click the "Admin" button</w:t>
-      </w:r>
-    </w:p>
-    <w:p>
-      <w:pPr>
-        <w:spacing w:before="0" w:after="40"/>
-        <w:ind w:left="360" w:hanging="240"/>
-      </w:pPr>
-      <w:r>
-        <w:rPr>
-          <w:rFonts w:ascii="Arial" w:hAnsi="Arial" w:eastAsia="Arial" w:cs="Arial"/>
-          <w:b w:val="0"/>
-          <w:color w:val="000000"/>
-          <w:sz w:val="20"/>
-          <w:u w:val="none"/>
-        </w:rPr>
-        <w:t>3. Select the "Check Operation" tab</w:t>
-      </w:r>
-    </w:p>
-    <w:p>
-      <w:pPr>
-        <w:spacing w:before="0" w:after="40"/>
-        <w:ind w:left="360" w:hanging="240"/>
-      </w:pPr>
-      <w:r>
-        <w:rPr>
-          <w:rFonts w:ascii="Arial" w:hAnsi="Arial" w:eastAsia="Arial" w:cs="Arial"/>
-          <w:b w:val="0"/>
-          <w:color w:val="000000"/>
-          <w:sz w:val="20"/>
-          <w:u w:val="none"/>
-        </w:rPr>
-        <w:t>4. Click the "Check Listing" function</w:t>
-      </w:r>
-    </w:p>
-    <w:p>
-      <w:pPr>
-        <w:spacing w:before="0" w:after="40"/>
-        <w:ind w:left="360" w:hanging="240"/>
-      </w:pPr>
-      <w:r>
-        <w:rPr>
-          <w:rFonts w:ascii="Arial" w:hAnsi="Arial" w:eastAsia="Arial" w:cs="Arial"/>
-          <w:b w:val="0"/>
-          <w:color w:val="000000"/>
-          <w:sz w:val="20"/>
-          <w:u w:val="none"/>
-        </w:rPr>
-        <w:t>5. Select the tab "Paid Check Listing"</w:t>
-      </w:r>
-    </w:p>
-    <w:p>
-      <w:pPr>
-        <w:spacing w:before="0" w:after="40"/>
-        <w:ind w:left="360" w:hanging="240"/>
-      </w:pPr>
-      <w:r>
-        <w:rPr>
-          <w:rFonts w:ascii="Arial" w:hAnsi="Arial" w:eastAsia="Arial" w:cs="Arial"/>
-          <w:b w:val="0"/>
-          <w:color w:val="000000"/>
-          <w:sz w:val="20"/>
-          <w:u w:val="none"/>
-        </w:rPr>
-        <w:t>6. Verify the standard listing UI is shown WITHOUT the "Payment Member" column</w:t>
+        <w:t>1. Open "Paid Check Listing" and review the historical paid checks</w:t>
       </w:r>
     </w:p>
     <w:p>
@@ -1866,7 +1177,7 @@
     <w:p>
       <w:pPr>
         <w:spacing w:before="0" w:after="40"/>
-        <w:ind w:left="360" w:hanging="240"/>
+        <w:ind w:left="1080" w:hanging="240"/>
       </w:pPr>
       <w:r>
         <w:rPr>
@@ -1876,13 +1187,13 @@
           <w:sz w:val="20"/>
           <w:u w:val="none"/>
         </w:rPr>
-        <w:t>1. The Check Listing page (Paid Check Listing) loads correctly</w:t>
+        <w:t>1. The "Payment Member" column shows an empty value for those checks</w:t>
       </w:r>
     </w:p>
     <w:p>
       <w:pPr>
         <w:spacing w:before="0" w:after="40"/>
-        <w:ind w:left="360" w:hanging="240"/>
+        <w:ind w:left="1080" w:hanging="240"/>
       </w:pPr>
       <w:r>
         <w:rPr>
@@ -1892,13 +1203,13 @@
           <w:sz w:val="20"/>
           <w:u w:val="none"/>
         </w:rPr>
-        <w:t>2. The standard listing UI is shown without the "Payment Member" column</w:t>
+        <w:t>2. No incorrect or fabricated membership number is displayed</w:t>
       </w:r>
     </w:p>
     <w:p>
       <w:pPr>
         <w:spacing w:before="0" w:after="40"/>
-        <w:ind w:left="360" w:hanging="240"/>
+        <w:ind w:left="1080" w:hanging="240"/>
       </w:pPr>
       <w:r>
         <w:rPr>
@@ -1908,23 +1219,7 @@
           <w:sz w:val="20"/>
           <w:u w:val="none"/>
         </w:rPr>
-        <w:t>3. No new column is added when Setup 4 = No or does not exist</w:t>
-      </w:r>
-    </w:p>
-    <w:p>
-      <w:pPr>
-        <w:spacing w:before="0" w:after="40"/>
-        <w:ind w:left="360" w:hanging="240"/>
-      </w:pPr>
-      <w:r>
-        <w:rPr>
-          <w:rFonts w:ascii="Arial" w:hAnsi="Arial" w:eastAsia="Arial" w:cs="Arial"/>
-          <w:b w:val="0"/>
-          <w:color w:val="000000"/>
-          <w:sz w:val="20"/>
-          <w:u w:val="none"/>
-        </w:rPr>
-        <w:t>4. The remaining columns and data in the Check Listing are unaffected</w:t>
+        <w:t>3. The listing loads without error</w:t>
       </w:r>
     </w:p>
     <w:p>
@@ -1939,7 +1234,7 @@
           <w:sz w:val="24"/>
           <w:u w:val="none"/>
         </w:rPr>
-        <w:t>F3.Regression Scope - Other Check Listing Tabs and Behavior</w:t>
+        <w:t>F4. Location Level Application</w:t>
       </w:r>
     </w:p>
     <w:p>
@@ -1954,7 +1249,7 @@
           <w:sz w:val="22"/>
           <w:u w:val="none"/>
         </w:rPr>
-        <w:t>F3.1.Verify Other Check Listing Tabs and Functions Remain Unaffected</w:t>
+        <w:t>F4.1. Apply Setting at All Locations, Shop, Outlet and Station Levels</w:t>
       </w:r>
     </w:p>
     <w:p>
@@ -1975,7 +1270,7 @@
     <w:p>
       <w:pPr>
         <w:spacing w:before="0" w:after="40"/>
-        <w:ind w:left="360" w:hanging="240"/>
+        <w:ind w:left="1080" w:hanging="240"/>
       </w:pPr>
       <w:r>
         <w:rPr>
@@ -1985,39 +1280,7 @@
           <w:sz w:val="20"/>
           <w:u w:val="none"/>
         </w:rPr>
-        <w:t>1. POS Client with the fix applied is installed and running on a Workstation (Windows 11 Enterprise)</w:t>
-      </w:r>
-    </w:p>
-    <w:p>
-      <w:pPr>
-        <w:spacing w:before="0" w:after="40"/>
-        <w:ind w:left="360" w:hanging="240"/>
-      </w:pPr>
-      <w:r>
-        <w:rPr>
-          <w:rFonts w:ascii="Arial" w:hAnsi="Arial" w:eastAsia="Arial" w:cs="Arial"/>
-          <w:b w:val="0"/>
-          <w:color w:val="000000"/>
-          <w:sz w:val="20"/>
-          <w:u w:val="none"/>
-        </w:rPr>
-        <w:t>2. Setup 4: Display Membership Number in Check Listing = Yes is configured</w:t>
-      </w:r>
-    </w:p>
-    <w:p>
-      <w:pPr>
-        <w:spacing w:before="0" w:after="40"/>
-        <w:ind w:left="360" w:hanging="240"/>
-      </w:pPr>
-      <w:r>
-        <w:rPr>
-          <w:rFonts w:ascii="Arial" w:hAnsi="Arial" w:eastAsia="Arial" w:cs="Arial"/>
-          <w:b w:val="0"/>
-          <w:color w:val="000000"/>
-          <w:sz w:val="20"/>
-          <w:u w:val="none"/>
-        </w:rPr>
-        <w:t>3. Multiple checks exist in the system across different business days, including checks paid with various payment methods</w:t>
+        <w:t>1. Multiple shops, outlets and stations exist in the environment</w:t>
       </w:r>
     </w:p>
     <w:p>
@@ -2038,7 +1301,7 @@
     <w:p>
       <w:pPr>
         <w:spacing w:before="0" w:after="40"/>
-        <w:ind w:left="360" w:hanging="240"/>
+        <w:ind w:left="1080" w:hanging="240"/>
       </w:pPr>
       <w:r>
         <w:rPr>
@@ -2048,13 +1311,13 @@
           <w:sz w:val="20"/>
           <w:u w:val="none"/>
         </w:rPr>
-        <w:t>1. Log in to POS Client</w:t>
+        <w:t>1. Create Check Listing Setting records with Apply To = All Locations, then Shop, Outlet and Station respectively, setting "Display Membership Number in Check Listing" = Yes</w:t>
       </w:r>
     </w:p>
     <w:p>
       <w:pPr>
         <w:spacing w:before="0" w:after="40"/>
-        <w:ind w:left="360" w:hanging="240"/>
+        <w:ind w:left="1080" w:hanging="240"/>
       </w:pPr>
       <w:r>
         <w:rPr>
@@ -2064,55 +1327,7 @@
           <w:sz w:val="20"/>
           <w:u w:val="none"/>
         </w:rPr>
-        <w:t>2. Click the "Admin" button, select the "Check Operation" tab, click the "Check Listing" function</w:t>
-      </w:r>
-    </w:p>
-    <w:p>
-      <w:pPr>
-        <w:spacing w:before="0" w:after="40"/>
-        <w:ind w:left="360" w:hanging="240"/>
-      </w:pPr>
-      <w:r>
-        <w:rPr>
-          <w:rFonts w:ascii="Arial" w:hAnsi="Arial" w:eastAsia="Arial" w:cs="Arial"/>
-          <w:b w:val="0"/>
-          <w:color w:val="000000"/>
-          <w:sz w:val="20"/>
-          <w:u w:val="none"/>
-        </w:rPr>
-        <w:t>3. Open the "Paid Check Listing (Current Station)" and "Paid Check Listing" tabs and verify the new column is added correctly</w:t>
-      </w:r>
-    </w:p>
-    <w:p>
-      <w:pPr>
-        <w:spacing w:before="0" w:after="40"/>
-        <w:ind w:left="360" w:hanging="240"/>
-      </w:pPr>
-      <w:r>
-        <w:rPr>
-          <w:rFonts w:ascii="Arial" w:hAnsi="Arial" w:eastAsia="Arial" w:cs="Arial"/>
-          <w:b w:val="0"/>
-          <w:color w:val="000000"/>
-          <w:sz w:val="20"/>
-          <w:u w:val="none"/>
-        </w:rPr>
-        <w:t>4. Open other Check Listing tabs (e.g. Open Check Listing, Void Check Listing) and verify no unexpected changes are introduced</w:t>
-      </w:r>
-    </w:p>
-    <w:p>
-      <w:pPr>
-        <w:spacing w:before="0" w:after="40"/>
-        <w:ind w:left="360" w:hanging="240"/>
-      </w:pPr>
-      <w:r>
-        <w:rPr>
-          <w:rFonts w:ascii="Arial" w:hAnsi="Arial" w:eastAsia="Arial" w:cs="Arial"/>
-          <w:b w:val="0"/>
-          <w:color w:val="000000"/>
-          <w:sz w:val="20"/>
-          <w:u w:val="none"/>
-        </w:rPr>
-        <w:t>5. Perform search actions (Search by Check No., Search by Member No., etc.) and verify they continue to function correctly</w:t>
+        <w:t>2. Save each record and open Check Listing at stations within and outside the configured scope</w:t>
       </w:r>
     </w:p>
     <w:p>
@@ -2133,7 +1348,7 @@
     <w:p>
       <w:pPr>
         <w:spacing w:before="0" w:after="40"/>
-        <w:ind w:left="360" w:hanging="240"/>
+        <w:ind w:left="1080" w:hanging="240"/>
       </w:pPr>
       <w:r>
         <w:rPr>
@@ -2143,13 +1358,13 @@
           <w:sz w:val="20"/>
           <w:u w:val="none"/>
         </w:rPr>
-        <w:t>1. The "Paid Check Listing (Current Station)" and "Paid Check Listing" tabs display the new "Payment Member" column correctly</w:t>
+        <w:t>1. The "Payment Member" column appears at all stations when Apply To = All Locations</w:t>
       </w:r>
     </w:p>
     <w:p>
       <w:pPr>
         <w:spacing w:before="0" w:after="40"/>
-        <w:ind w:left="360" w:hanging="240"/>
+        <w:ind w:left="1080" w:hanging="240"/>
       </w:pPr>
       <w:r>
         <w:rPr>
@@ -2159,13 +1374,13 @@
           <w:sz w:val="20"/>
           <w:u w:val="none"/>
         </w:rPr>
-        <w:t>2. Other Check Listing tabs (Open, Void, etc.) remain unaffected by the new column addition</w:t>
+        <w:t>2. Shop, Outlet and Station level settings take effect only for the targeted shop, outlet or station</w:t>
       </w:r>
     </w:p>
     <w:p>
       <w:pPr>
         <w:spacing w:before="0" w:after="40"/>
-        <w:ind w:left="360" w:hanging="240"/>
+        <w:ind w:left="1080" w:hanging="240"/>
       </w:pPr>
       <w:r>
         <w:rPr>
@@ -2175,999 +1390,7 @@
           <w:sz w:val="20"/>
           <w:u w:val="none"/>
         </w:rPr>
-        <w:t>3. Search actions continue to function correctly</w:t>
-      </w:r>
-    </w:p>
-    <w:p>
-      <w:pPr>
-        <w:spacing w:before="0" w:after="40"/>
-        <w:ind w:left="360" w:hanging="240"/>
-      </w:pPr>
-      <w:r>
-        <w:rPr>
-          <w:rFonts w:ascii="Arial" w:hAnsi="Arial" w:eastAsia="Arial" w:cs="Arial"/>
-          <w:b w:val="0"/>
-          <w:color w:val="000000"/>
-          <w:sz w:val="20"/>
-          <w:u w:val="none"/>
-        </w:rPr>
-        <w:t>4. No regression in Check Listing functionality is observed after the fix</w:t>
-      </w:r>
-    </w:p>
-    <w:p>
-      <w:pPr>
-        <w:spacing w:before="200" w:after="120"/>
-      </w:pPr>
-      <w:r>
-        <w:rPr>
-          <w:rFonts w:ascii="Arial" w:hAnsi="Arial" w:eastAsia="Arial" w:cs="Arial"/>
-          <w:b/>
-          <w:color w:val="000000"/>
-          <w:sz w:val="26"/>
-          <w:u w:val="single"/>
-        </w:rPr>
-        <w:t>Compatibility Testing</w:t>
-      </w:r>
-    </w:p>
-    <w:p>
-      <w:pPr>
-        <w:spacing w:before="160" w:after="80"/>
-      </w:pPr>
-      <w:r>
-        <w:rPr>
-          <w:rFonts w:ascii="Arial" w:hAnsi="Arial" w:eastAsia="Arial" w:cs="Arial"/>
-          <w:b/>
-          <w:color w:val="001EFF"/>
-          <w:sz w:val="24"/>
-          <w:u w:val="none"/>
-        </w:rPr>
-        <w:t>C1.Workstation and Network Compatibility</w:t>
-      </w:r>
-    </w:p>
-    <w:p>
-      <w:pPr>
-        <w:spacing w:before="120" w:after="60"/>
-      </w:pPr>
-      <w:r>
-        <w:rPr>
-          <w:rFonts w:ascii="Arial" w:hAnsi="Arial" w:eastAsia="Arial" w:cs="Arial"/>
-          <w:b/>
-          <w:color w:val="001EFF"/>
-          <w:sz w:val="22"/>
-          <w:u w:val="none"/>
-        </w:rPr>
-        <w:t>C1.1.Verify Payment Membership Number Display Works Across Networks</w:t>
-      </w:r>
-    </w:p>
-    <w:p>
-      <w:pPr>
-        <w:spacing w:before="0" w:after="80"/>
-      </w:pPr>
-      <w:r>
-        <w:rPr>
-          <w:rFonts w:ascii="Arial" w:hAnsi="Arial" w:eastAsia="Arial" w:cs="Arial"/>
-          <w:b/>
-          <w:color w:val="000000"/>
-          <w:sz w:val="20"/>
-          <w:u w:val="none"/>
-        </w:rPr>
-        <w:t>Prerequisite(s):</w:t>
-      </w:r>
-    </w:p>
-    <w:p>
-      <w:pPr>
-        <w:spacing w:before="0" w:after="40"/>
-        <w:ind w:left="360" w:hanging="240"/>
-      </w:pPr>
-      <w:r>
-        <w:rPr>
-          <w:rFonts w:ascii="Arial" w:hAnsi="Arial" w:eastAsia="Arial" w:cs="Arial"/>
-          <w:b w:val="0"/>
-          <w:color w:val="000000"/>
-          <w:sz w:val="20"/>
-          <w:u w:val="none"/>
-        </w:rPr>
-        <w:t>1. POS Client is installed on a Workstation (Windows 11 Enterprise)</w:t>
-      </w:r>
-    </w:p>
-    <w:p>
-      <w:pPr>
-        <w:spacing w:before="0" w:after="40"/>
-        <w:ind w:left="360" w:hanging="240"/>
-      </w:pPr>
-      <w:r>
-        <w:rPr>
-          <w:rFonts w:ascii="Arial" w:hAnsi="Arial" w:eastAsia="Arial" w:cs="Arial"/>
-          <w:b w:val="0"/>
-          <w:color w:val="000000"/>
-          <w:sz w:val="20"/>
-          <w:u w:val="none"/>
-        </w:rPr>
-        <w:t>2. Setups 1, 2, 3, 4 are configured for the target outlet</w:t>
-      </w:r>
-    </w:p>
-    <w:p>
-      <w:pPr>
-        <w:spacing w:before="0" w:after="40"/>
-        <w:ind w:left="360" w:hanging="240"/>
-      </w:pPr>
-      <w:r>
-        <w:rPr>
-          <w:rFonts w:ascii="Arial" w:hAnsi="Arial" w:eastAsia="Arial" w:cs="Arial"/>
-          <w:b w:val="0"/>
-          <w:color w:val="000000"/>
-          <w:sz w:val="20"/>
-          <w:u w:val="none"/>
-        </w:rPr>
-        <w:t>3. POS backend is reachable across Cloud, Local, OnPremise, Wireless and Wired network configurations</w:t>
-      </w:r>
-    </w:p>
-    <w:p>
-      <w:pPr>
-        <w:spacing w:before="0" w:after="40"/>
-        <w:ind w:left="360" w:hanging="240"/>
-      </w:pPr>
-      <w:r>
-        <w:rPr>
-          <w:rFonts w:ascii="Arial" w:hAnsi="Arial" w:eastAsia="Arial" w:cs="Arial"/>
-          <w:b w:val="0"/>
-          <w:color w:val="000000"/>
-          <w:sz w:val="20"/>
-          <w:u w:val="none"/>
-        </w:rPr>
-        <w:t>4. Checks paid with the Member payment method exist in the system</w:t>
-      </w:r>
-    </w:p>
-    <w:p>
-      <w:pPr>
-        <w:spacing w:before="0" w:after="80"/>
-      </w:pPr>
-      <w:r>
-        <w:rPr>
-          <w:rFonts w:ascii="Arial" w:hAnsi="Arial" w:eastAsia="Arial" w:cs="Arial"/>
-          <w:b/>
-          <w:color w:val="000000"/>
-          <w:sz w:val="20"/>
-          <w:u w:val="none"/>
-        </w:rPr>
-        <w:t>Step(s):</w:t>
-      </w:r>
-    </w:p>
-    <w:p>
-      <w:pPr>
-        <w:spacing w:before="0" w:after="40"/>
-        <w:ind w:left="360" w:hanging="240"/>
-      </w:pPr>
-      <w:r>
-        <w:rPr>
-          <w:rFonts w:ascii="Arial" w:hAnsi="Arial" w:eastAsia="Arial" w:cs="Arial"/>
-          <w:b w:val="0"/>
-          <w:color w:val="000000"/>
-          <w:sz w:val="20"/>
-          <w:u w:val="none"/>
-        </w:rPr>
-        <w:t>1. Connect the POS Client to Cloud network, open "Paid Check Listing (Current Station)" and verify the "Payment Member" column displays correctly</w:t>
-      </w:r>
-    </w:p>
-    <w:p>
-      <w:pPr>
-        <w:spacing w:before="0" w:after="40"/>
-        <w:ind w:left="360" w:hanging="240"/>
-      </w:pPr>
-      <w:r>
-        <w:rPr>
-          <w:rFonts w:ascii="Arial" w:hAnsi="Arial" w:eastAsia="Arial" w:cs="Arial"/>
-          <w:b w:val="0"/>
-          <w:color w:val="000000"/>
-          <w:sz w:val="20"/>
-          <w:u w:val="none"/>
-        </w:rPr>
-        <w:t>2. Repeat under Local, OnPremise, Wireless and Wired networks</w:t>
-      </w:r>
-    </w:p>
-    <w:p>
-      <w:pPr>
-        <w:spacing w:before="0" w:after="80"/>
-      </w:pPr>
-      <w:r>
-        <w:rPr>
-          <w:rFonts w:ascii="Arial" w:hAnsi="Arial" w:eastAsia="Arial" w:cs="Arial"/>
-          <w:b/>
-          <w:color w:val="000000"/>
-          <w:sz w:val="20"/>
-          <w:u w:val="none"/>
-        </w:rPr>
-        <w:t>Test Result(s):</w:t>
-      </w:r>
-    </w:p>
-    <w:p>
-      <w:pPr>
-        <w:spacing w:before="0" w:after="40"/>
-        <w:ind w:left="360" w:hanging="240"/>
-      </w:pPr>
-      <w:r>
-        <w:rPr>
-          <w:rFonts w:ascii="Arial" w:hAnsi="Arial" w:eastAsia="Arial" w:cs="Arial"/>
-          <w:b w:val="0"/>
-          <w:color w:val="000000"/>
-          <w:sz w:val="20"/>
-          <w:u w:val="none"/>
-        </w:rPr>
-        <w:t>1. The "Payment Member" column displays correctly across all network configurations</w:t>
-      </w:r>
-    </w:p>
-    <w:p>
-      <w:pPr>
-        <w:spacing w:before="0" w:after="40"/>
-        <w:ind w:left="360" w:hanging="240"/>
-      </w:pPr>
-      <w:r>
-        <w:rPr>
-          <w:rFonts w:ascii="Arial" w:hAnsi="Arial" w:eastAsia="Arial" w:cs="Arial"/>
-          <w:b w:val="0"/>
-          <w:color w:val="000000"/>
-          <w:sz w:val="20"/>
-          <w:u w:val="none"/>
-        </w:rPr>
-        <w:t>2. The membership numbers are displayed correctly in the new column in each network configuration</w:t>
-      </w:r>
-    </w:p>
-    <w:p>
-      <w:pPr>
-        <w:spacing w:before="0" w:after="40"/>
-        <w:ind w:left="360" w:hanging="240"/>
-      </w:pPr>
-      <w:r>
-        <w:rPr>
-          <w:rFonts w:ascii="Arial" w:hAnsi="Arial" w:eastAsia="Arial" w:cs="Arial"/>
-          <w:b w:val="0"/>
-          <w:color w:val="000000"/>
-          <w:sz w:val="20"/>
-          <w:u w:val="none"/>
-        </w:rPr>
-        <w:t>3. No network-related compatibility issues are introduced by the new feature</w:t>
-      </w:r>
-    </w:p>
-    <w:p>
-      <w:pPr>
-        <w:spacing w:before="200" w:after="120"/>
-      </w:pPr>
-      <w:r>
-        <w:rPr>
-          <w:rFonts w:ascii="Arial" w:hAnsi="Arial" w:eastAsia="Arial" w:cs="Arial"/>
-          <w:b/>
-          <w:color w:val="000000"/>
-          <w:sz w:val="26"/>
-          <w:u w:val="single"/>
-        </w:rPr>
-        <w:t>Test Environment Information</w:t>
-      </w:r>
-    </w:p>
-    <w:p>
-      <w:pPr>
-        <w:spacing w:before="0" w:after="40"/>
-        <w:ind w:left="360" w:hanging="240"/>
-      </w:pPr>
-      <w:r>
-        <w:rPr>
-          <w:rFonts w:ascii="Arial" w:hAnsi="Arial" w:eastAsia="Arial" w:cs="Arial"/>
-          <w:b w:val="0"/>
-          <w:color w:val="000000"/>
-          <w:sz w:val="20"/>
-          <w:u w:val="none"/>
-        </w:rPr>
-        <w:t xml:space="preserve">• </w:t>
-      </w:r>
-      <w:r>
-        <w:rPr>
-          <w:rFonts w:ascii="Arial" w:hAnsi="Arial" w:eastAsia="Arial" w:cs="Arial"/>
-          <w:b/>
-          <w:color w:val="000000"/>
-          <w:sz w:val="20"/>
-          <w:u w:val="none"/>
-        </w:rPr>
-        <w:t>Test Environment</w:t>
-      </w:r>
-      <w:r>
-        <w:rPr>
-          <w:rFonts w:ascii="Arial" w:hAnsi="Arial" w:eastAsia="Arial" w:cs="Arial"/>
-          <w:b w:val="0"/>
-          <w:color w:val="000000"/>
-          <w:sz w:val="20"/>
-          <w:u w:val="none"/>
-        </w:rPr>
-        <w:t>: Local test environment, HQ test environment, ER test environment</w:t>
-      </w:r>
-    </w:p>
-    <w:p>
-      <w:pPr>
-        <w:spacing w:before="0" w:after="40"/>
-        <w:ind w:left="360" w:hanging="240"/>
-      </w:pPr>
-      <w:r>
-        <w:rPr>
-          <w:rFonts w:ascii="Arial" w:hAnsi="Arial" w:eastAsia="Arial" w:cs="Arial"/>
-          <w:b w:val="0"/>
-          <w:color w:val="000000"/>
-          <w:sz w:val="20"/>
-          <w:u w:val="none"/>
-        </w:rPr>
-        <w:t xml:space="preserve">• </w:t>
-      </w:r>
-      <w:r>
-        <w:rPr>
-          <w:rFonts w:ascii="Arial" w:hAnsi="Arial" w:eastAsia="Arial" w:cs="Arial"/>
-          <w:b/>
-          <w:color w:val="000000"/>
-          <w:sz w:val="20"/>
-          <w:u w:val="none"/>
-        </w:rPr>
-        <w:t>Test Devices</w:t>
-      </w:r>
-      <w:r>
-        <w:rPr>
-          <w:rFonts w:ascii="Arial" w:hAnsi="Arial" w:eastAsia="Arial" w:cs="Arial"/>
-          <w:b w:val="0"/>
-          <w:color w:val="000000"/>
-          <w:sz w:val="20"/>
-          <w:u w:val="none"/>
-        </w:rPr>
-        <w:t>: Workstation (Windows 11 Enterprise)</w:t>
-      </w:r>
-    </w:p>
-    <w:p>
-      <w:pPr>
-        <w:spacing w:before="0" w:after="40"/>
-        <w:ind w:left="360" w:hanging="240"/>
-      </w:pPr>
-      <w:r>
-        <w:rPr>
-          <w:rFonts w:ascii="Arial" w:hAnsi="Arial" w:eastAsia="Arial" w:cs="Arial"/>
-          <w:b w:val="0"/>
-          <w:color w:val="000000"/>
-          <w:sz w:val="20"/>
-          <w:u w:val="none"/>
-        </w:rPr>
-        <w:t xml:space="preserve">• </w:t>
-      </w:r>
-      <w:r>
-        <w:rPr>
-          <w:rFonts w:ascii="Arial" w:hAnsi="Arial" w:eastAsia="Arial" w:cs="Arial"/>
-          <w:b/>
-          <w:color w:val="000000"/>
-          <w:sz w:val="20"/>
-          <w:u w:val="none"/>
-        </w:rPr>
-        <w:t>Component</w:t>
-      </w:r>
-      <w:r>
-        <w:rPr>
-          <w:rFonts w:ascii="Arial" w:hAnsi="Arial" w:eastAsia="Arial" w:cs="Arial"/>
-          <w:b w:val="0"/>
-          <w:color w:val="000000"/>
-          <w:sz w:val="20"/>
-          <w:u w:val="none"/>
-        </w:rPr>
-        <w:t>: POS</w:t>
-      </w:r>
-    </w:p>
-    <w:p>
-      <w:pPr>
-        <w:spacing w:before="0" w:after="40"/>
-        <w:ind w:left="360" w:hanging="240"/>
-      </w:pPr>
-      <w:r>
-        <w:rPr>
-          <w:rFonts w:ascii="Arial" w:hAnsi="Arial" w:eastAsia="Arial" w:cs="Arial"/>
-          <w:b w:val="0"/>
-          <w:color w:val="000000"/>
-          <w:sz w:val="20"/>
-          <w:u w:val="none"/>
-        </w:rPr>
-        <w:t xml:space="preserve">• </w:t>
-      </w:r>
-      <w:r>
-        <w:rPr>
-          <w:rFonts w:ascii="Arial" w:hAnsi="Arial" w:eastAsia="Arial" w:cs="Arial"/>
-          <w:b/>
-          <w:color w:val="000000"/>
-          <w:sz w:val="20"/>
-          <w:u w:val="none"/>
-        </w:rPr>
-        <w:t>Issue Type</w:t>
-      </w:r>
-      <w:r>
-        <w:rPr>
-          <w:rFonts w:ascii="Arial" w:hAnsi="Arial" w:eastAsia="Arial" w:cs="Arial"/>
-          <w:b w:val="0"/>
-          <w:color w:val="000000"/>
-          <w:sz w:val="20"/>
-          <w:u w:val="none"/>
-        </w:rPr>
-        <w:t>: Improvement</w:t>
-      </w:r>
-    </w:p>
-    <w:p>
-      <w:pPr>
-        <w:spacing w:before="0" w:after="40"/>
-        <w:ind w:left="360" w:hanging="240"/>
-      </w:pPr>
-      <w:r>
-        <w:rPr>
-          <w:rFonts w:ascii="Arial" w:hAnsi="Arial" w:eastAsia="Arial" w:cs="Arial"/>
-          <w:b w:val="0"/>
-          <w:color w:val="000000"/>
-          <w:sz w:val="20"/>
-          <w:u w:val="none"/>
-        </w:rPr>
-        <w:t xml:space="preserve">• </w:t>
-      </w:r>
-      <w:r>
-        <w:rPr>
-          <w:rFonts w:ascii="Arial" w:hAnsi="Arial" w:eastAsia="Arial" w:cs="Arial"/>
-          <w:b/>
-          <w:color w:val="000000"/>
-          <w:sz w:val="20"/>
-          <w:u w:val="none"/>
-        </w:rPr>
-        <w:t>Module</w:t>
-      </w:r>
-      <w:r>
-        <w:rPr>
-          <w:rFonts w:ascii="Arial" w:hAnsi="Arial" w:eastAsia="Arial" w:cs="Arial"/>
-          <w:b w:val="0"/>
-          <w:color w:val="000000"/>
-          <w:sz w:val="20"/>
-          <w:u w:val="none"/>
-        </w:rPr>
-        <w:t>: Check Listing, Member Module</w:t>
-      </w:r>
-    </w:p>
-    <w:p>
-      <w:pPr>
-        <w:spacing w:before="0" w:after="40"/>
-        <w:ind w:left="360" w:hanging="240"/>
-      </w:pPr>
-      <w:r>
-        <w:rPr>
-          <w:rFonts w:ascii="Arial" w:hAnsi="Arial" w:eastAsia="Arial" w:cs="Arial"/>
-          <w:b w:val="0"/>
-          <w:color w:val="000000"/>
-          <w:sz w:val="20"/>
-          <w:u w:val="none"/>
-        </w:rPr>
-        <w:t xml:space="preserve">• </w:t>
-      </w:r>
-      <w:r>
-        <w:rPr>
-          <w:rFonts w:ascii="Arial" w:hAnsi="Arial" w:eastAsia="Arial" w:cs="Arial"/>
-          <w:b/>
-          <w:color w:val="000000"/>
-          <w:sz w:val="20"/>
-          <w:u w:val="none"/>
-        </w:rPr>
-        <w:t>Test Network</w:t>
-      </w:r>
-      <w:r>
-        <w:rPr>
-          <w:rFonts w:ascii="Arial" w:hAnsi="Arial" w:eastAsia="Arial" w:cs="Arial"/>
-          <w:b w:val="0"/>
-          <w:color w:val="000000"/>
-          <w:sz w:val="20"/>
-          <w:u w:val="none"/>
-        </w:rPr>
-        <w:t>: Cloud, Local, OnPremise, Wireless, Wired</w:t>
-      </w:r>
-    </w:p>
-    <w:p>
-      <w:pPr>
-        <w:spacing w:before="0" w:after="40"/>
-        <w:ind w:left="360" w:hanging="240"/>
-      </w:pPr>
-      <w:r>
-        <w:rPr>
-          <w:rFonts w:ascii="Arial" w:hAnsi="Arial" w:eastAsia="Arial" w:cs="Arial"/>
-          <w:b w:val="0"/>
-          <w:color w:val="000000"/>
-          <w:sz w:val="20"/>
-          <w:u w:val="none"/>
-        </w:rPr>
-        <w:t xml:space="preserve">• </w:t>
-      </w:r>
-      <w:r>
-        <w:rPr>
-          <w:rFonts w:ascii="Arial" w:hAnsi="Arial" w:eastAsia="Arial" w:cs="Arial"/>
-          <w:b/>
-          <w:color w:val="000000"/>
-          <w:sz w:val="20"/>
-          <w:u w:val="none"/>
-        </w:rPr>
-        <w:t>QC Tester</w:t>
-      </w:r>
-      <w:r>
-        <w:rPr>
-          <w:rFonts w:ascii="Arial" w:hAnsi="Arial" w:eastAsia="Arial" w:cs="Arial"/>
-          <w:b w:val="0"/>
-          <w:color w:val="000000"/>
-          <w:sz w:val="20"/>
-          <w:u w:val="none"/>
-        </w:rPr>
-        <w:t>: N/A</w:t>
-      </w:r>
-    </w:p>
-    <w:p>
-      <w:pPr>
-        <w:spacing w:before="0" w:after="40"/>
-        <w:ind w:left="360" w:hanging="240"/>
-      </w:pPr>
-      <w:r>
-        <w:rPr>
-          <w:rFonts w:ascii="Arial" w:hAnsi="Arial" w:eastAsia="Arial" w:cs="Arial"/>
-          <w:b w:val="0"/>
-          <w:color w:val="000000"/>
-          <w:sz w:val="20"/>
-          <w:u w:val="none"/>
-        </w:rPr>
-        <w:t xml:space="preserve">• </w:t>
-      </w:r>
-      <w:r>
-        <w:rPr>
-          <w:rFonts w:ascii="Arial" w:hAnsi="Arial" w:eastAsia="Arial" w:cs="Arial"/>
-          <w:b/>
-          <w:color w:val="000000"/>
-          <w:sz w:val="20"/>
-          <w:u w:val="none"/>
-        </w:rPr>
-        <w:t>QC Reviewer</w:t>
-      </w:r>
-      <w:r>
-        <w:rPr>
-          <w:rFonts w:ascii="Arial" w:hAnsi="Arial" w:eastAsia="Arial" w:cs="Arial"/>
-          <w:b w:val="0"/>
-          <w:color w:val="000000"/>
-          <w:sz w:val="20"/>
-          <w:u w:val="none"/>
-        </w:rPr>
-        <w:t>: N/A</w:t>
-      </w:r>
-    </w:p>
-    <w:p>
-      <w:pPr>
-        <w:spacing w:before="200" w:after="120"/>
-      </w:pPr>
-      <w:r>
-        <w:rPr>
-          <w:rFonts w:ascii="Arial" w:hAnsi="Arial" w:eastAsia="Arial" w:cs="Arial"/>
-          <w:b/>
-          <w:color w:val="000000"/>
-          <w:sz w:val="26"/>
-          <w:u w:val="single"/>
-        </w:rPr>
-        <w:t>Appendix</w:t>
-      </w:r>
-    </w:p>
-    <w:p>
-      <w:pPr>
-        <w:spacing w:before="160" w:after="80"/>
-      </w:pPr>
-      <w:r>
-        <w:rPr>
-          <w:rFonts w:ascii="Arial" w:hAnsi="Arial" w:eastAsia="Arial" w:cs="Arial"/>
-          <w:b/>
-          <w:color w:val="001EFF"/>
-          <w:sz w:val="24"/>
-          <w:u w:val="none"/>
-        </w:rPr>
-        <w:t>Acceptance Criteria (from JIRA HERO-66603)</w:t>
-      </w:r>
-    </w:p>
-    <w:p>
-      <w:pPr>
-        <w:spacing w:before="0" w:after="80"/>
-      </w:pPr>
-      <w:r>
-        <w:rPr>
-          <w:rFonts w:ascii="Arial" w:hAnsi="Arial" w:eastAsia="Arial" w:cs="Arial"/>
-          <w:b w:val="0"/>
-          <w:color w:val="000000"/>
-          <w:sz w:val="20"/>
-          <w:u w:val="none"/>
-        </w:rPr>
-        <w:t>Background: Currently, it can only show the payment method for member payment and needs to enhance to display payment membership number for the member payment in Check Listing.</w:t>
-      </w:r>
-    </w:p>
-    <w:p>
-      <w:pPr>
-        <w:spacing w:before="0" w:after="80"/>
-      </w:pPr>
-      <w:r>
-        <w:rPr>
-          <w:rFonts w:ascii="Arial" w:hAnsi="Arial" w:eastAsia="Arial" w:cs="Arial"/>
-          <w:b w:val="0"/>
-          <w:color w:val="000000"/>
-          <w:sz w:val="20"/>
-          <w:u w:val="none"/>
-        </w:rPr>
-        <w:t>Enhancement Requests: It is needed to enhance in displaying the payment membership number for individual POS Check in Check Listing for:</w:t>
-      </w:r>
-    </w:p>
-    <w:p>
-      <w:pPr>
-        <w:spacing w:before="0" w:after="40"/>
-        <w:ind w:left="360" w:hanging="240"/>
-      </w:pPr>
-      <w:r>
-        <w:rPr>
-          <w:rFonts w:ascii="Arial" w:hAnsi="Arial" w:eastAsia="Arial" w:cs="Arial"/>
-          <w:b w:val="0"/>
-          <w:color w:val="000000"/>
-          <w:sz w:val="20"/>
-          <w:u w:val="none"/>
-        </w:rPr>
-        <w:t>• Paid Check Listing (Current Station)</w:t>
-      </w:r>
-    </w:p>
-    <w:p>
-      <w:pPr>
-        <w:spacing w:before="0" w:after="40"/>
-        <w:ind w:left="360" w:hanging="240"/>
-      </w:pPr>
-      <w:r>
-        <w:rPr>
-          <w:rFonts w:ascii="Arial" w:hAnsi="Arial" w:eastAsia="Arial" w:cs="Arial"/>
-          <w:b w:val="0"/>
-          <w:color w:val="000000"/>
-          <w:sz w:val="20"/>
-          <w:u w:val="none"/>
-        </w:rPr>
-        <w:t>• Paid Check Listing</w:t>
-      </w:r>
-    </w:p>
-    <w:p>
-      <w:pPr>
-        <w:spacing w:before="0" w:after="80"/>
-      </w:pPr>
-      <w:r>
-        <w:rPr>
-          <w:rFonts w:ascii="Arial" w:hAnsi="Arial" w:eastAsia="Arial" w:cs="Arial"/>
-          <w:b w:val="0"/>
-          <w:color w:val="000000"/>
-          <w:sz w:val="20"/>
-          <w:u w:val="none"/>
-        </w:rPr>
-        <w:t>The design is similar to payment method "Room Charge" with "Room#" next to it.</w:t>
-      </w:r>
-    </w:p>
-    <w:p>
-      <w:pPr>
-        <w:spacing w:before="0" w:after="80"/>
-      </w:pPr>
-      <w:r>
-        <w:rPr>
-          <w:rFonts w:ascii="Arial" w:hAnsi="Arial" w:eastAsia="Arial" w:cs="Arial"/>
-          <w:b w:val="0"/>
-          <w:color w:val="000000"/>
-          <w:sz w:val="20"/>
-          <w:u w:val="none"/>
-        </w:rPr>
-        <w:t>Acceptance Criteria:</w:t>
-      </w:r>
-    </w:p>
-    <w:p>
-      <w:pPr>
-        <w:spacing w:before="0" w:after="40"/>
-        <w:ind w:left="360" w:hanging="240"/>
-      </w:pPr>
-      <w:r>
-        <w:rPr>
-          <w:rFonts w:ascii="Arial" w:hAnsi="Arial" w:eastAsia="Arial" w:cs="Arial"/>
-          <w:b w:val="0"/>
-          <w:color w:val="000000"/>
-          <w:sz w:val="20"/>
-          <w:u w:val="none"/>
-        </w:rPr>
-        <w:t>1. It can display the payment membership for "Member" payment method in "Paid Check Listing (Current Station)" in Check Listing</w:t>
-      </w:r>
-    </w:p>
-    <w:p>
-      <w:pPr>
-        <w:spacing w:before="0" w:after="40"/>
-        <w:ind w:left="360" w:hanging="240"/>
-      </w:pPr>
-      <w:r>
-        <w:rPr>
-          <w:rFonts w:ascii="Arial" w:hAnsi="Arial" w:eastAsia="Arial" w:cs="Arial"/>
-          <w:b w:val="0"/>
-          <w:color w:val="000000"/>
-          <w:sz w:val="20"/>
-          <w:u w:val="none"/>
-        </w:rPr>
-        <w:t>2. It can display the payment membership for "Member" payment method in "Paid Check Listing" in Check Listing</w:t>
-      </w:r>
-    </w:p>
-    <w:p>
-      <w:pPr>
-        <w:spacing w:before="0" w:after="80"/>
-      </w:pPr>
-      <w:r>
-        <w:rPr>
-          <w:rFonts w:ascii="Arial" w:hAnsi="Arial" w:eastAsia="Arial" w:cs="Arial"/>
-          <w:b w:val="0"/>
-          <w:color w:val="000000"/>
-          <w:sz w:val="20"/>
-          <w:u w:val="none"/>
-        </w:rPr>
-        <w:t>Release Notes:</w:t>
-      </w:r>
-    </w:p>
-    <w:p>
-      <w:pPr>
-        <w:spacing w:before="0" w:after="40"/>
-        <w:ind w:left="360" w:hanging="240"/>
-      </w:pPr>
-      <w:r>
-        <w:rPr>
-          <w:rFonts w:ascii="Arial" w:hAnsi="Arial" w:eastAsia="Arial" w:cs="Arial"/>
-          <w:b w:val="0"/>
-          <w:color w:val="000000"/>
-          <w:sz w:val="20"/>
-          <w:u w:val="none"/>
-        </w:rPr>
-        <w:t>• System supports display payment membership number in below check listing pages: Paid Check Listing (Current Station), Paid Check Listing</w:t>
-      </w:r>
-    </w:p>
-    <w:p>
-      <w:pPr>
-        <w:spacing w:before="0" w:after="40"/>
-        <w:ind w:left="360" w:hanging="240"/>
-      </w:pPr>
-      <w:r>
-        <w:rPr>
-          <w:rFonts w:ascii="Arial" w:hAnsi="Arial" w:eastAsia="Arial" w:cs="Arial"/>
-          <w:b w:val="0"/>
-          <w:color w:val="000000"/>
-          <w:sz w:val="20"/>
-          <w:u w:val="none"/>
-        </w:rPr>
-        <w:t>• The new column "Payment Member" has been added after the column "Payment Method"</w:t>
-      </w:r>
-    </w:p>
-    <w:p>
-      <w:pPr>
-        <w:spacing w:before="0" w:after="80"/>
-      </w:pPr>
-      <w:r>
-        <w:rPr>
-          <w:rFonts w:ascii="Arial" w:hAnsi="Arial" w:eastAsia="Arial" w:cs="Arial"/>
-          <w:b w:val="0"/>
-          <w:color w:val="000000"/>
-          <w:sz w:val="20"/>
-          <w:u w:val="none"/>
-        </w:rPr>
-        <w:t>Workflow:</w:t>
-      </w:r>
-    </w:p>
-    <w:p>
-      <w:pPr>
-        <w:spacing w:before="0" w:after="40"/>
-        <w:ind w:left="360" w:hanging="240"/>
-      </w:pPr>
-      <w:r>
-        <w:rPr>
-          <w:rFonts w:ascii="Arial" w:hAnsi="Arial" w:eastAsia="Arial" w:cs="Arial"/>
-          <w:b w:val="0"/>
-          <w:color w:val="000000"/>
-          <w:sz w:val="20"/>
-          <w:u w:val="none"/>
-        </w:rPr>
-        <w:t>1. Login to POS client</w:t>
-      </w:r>
-    </w:p>
-    <w:p>
-      <w:pPr>
-        <w:spacing w:before="0" w:after="40"/>
-        <w:ind w:left="360" w:hanging="240"/>
-      </w:pPr>
-      <w:r>
-        <w:rPr>
-          <w:rFonts w:ascii="Arial" w:hAnsi="Arial" w:eastAsia="Arial" w:cs="Arial"/>
-          <w:b w:val="0"/>
-          <w:color w:val="000000"/>
-          <w:sz w:val="20"/>
-          <w:u w:val="none"/>
-        </w:rPr>
-        <w:t>2. Click button "Admin"</w:t>
-      </w:r>
-    </w:p>
-    <w:p>
-      <w:pPr>
-        <w:spacing w:before="0" w:after="40"/>
-        <w:ind w:left="360" w:hanging="240"/>
-      </w:pPr>
-      <w:r>
-        <w:rPr>
-          <w:rFonts w:ascii="Arial" w:hAnsi="Arial" w:eastAsia="Arial" w:cs="Arial"/>
-          <w:b w:val="0"/>
-          <w:color w:val="000000"/>
-          <w:sz w:val="20"/>
-          <w:u w:val="none"/>
-        </w:rPr>
-        <w:t>3. Select tab "Check Operation"</w:t>
-      </w:r>
-    </w:p>
-    <w:p>
-      <w:pPr>
-        <w:spacing w:before="0" w:after="40"/>
-        <w:ind w:left="360" w:hanging="240"/>
-      </w:pPr>
-      <w:r>
-        <w:rPr>
-          <w:rFonts w:ascii="Arial" w:hAnsi="Arial" w:eastAsia="Arial" w:cs="Arial"/>
-          <w:b w:val="0"/>
-          <w:color w:val="000000"/>
-          <w:sz w:val="20"/>
-          <w:u w:val="none"/>
-        </w:rPr>
-        <w:t>4. Click function "Check Listing"</w:t>
-      </w:r>
-    </w:p>
-    <w:p>
-      <w:pPr>
-        <w:spacing w:before="0" w:after="40"/>
-        <w:ind w:left="360" w:hanging="240"/>
-      </w:pPr>
-      <w:r>
-        <w:rPr>
-          <w:rFonts w:ascii="Arial" w:hAnsi="Arial" w:eastAsia="Arial" w:cs="Arial"/>
-          <w:b w:val="0"/>
-          <w:color w:val="000000"/>
-          <w:sz w:val="20"/>
-          <w:u w:val="none"/>
-        </w:rPr>
-        <w:t>5. Select the tab "Paid Check Listing (Current Station)" / "Paid Check Listing"</w:t>
-      </w:r>
-    </w:p>
-    <w:p>
-      <w:pPr>
-        <w:spacing w:before="0" w:after="40"/>
-        <w:ind w:left="360" w:hanging="240"/>
-      </w:pPr>
-      <w:r>
-        <w:rPr>
-          <w:rFonts w:ascii="Arial" w:hAnsi="Arial" w:eastAsia="Arial" w:cs="Arial"/>
-          <w:b w:val="0"/>
-          <w:color w:val="000000"/>
-          <w:sz w:val="20"/>
-          <w:u w:val="none"/>
-        </w:rPr>
-        <w:t>6. If Setup 4 does not exist or has the value "No", system shows the standard listing UI without membership number</w:t>
-      </w:r>
-    </w:p>
-    <w:p>
-      <w:pPr>
-        <w:spacing w:before="0" w:after="40"/>
-        <w:ind w:left="360" w:hanging="240"/>
-      </w:pPr>
-      <w:r>
-        <w:rPr>
-          <w:rFonts w:ascii="Arial" w:hAnsi="Arial" w:eastAsia="Arial" w:cs="Arial"/>
-          <w:b w:val="0"/>
-          <w:color w:val="000000"/>
-          <w:sz w:val="20"/>
-          <w:u w:val="none"/>
-        </w:rPr>
-        <w:t>7. If Setup 4 has the value "Yes", system adds the column for "Payment Member" to the listing</w:t>
-      </w:r>
-    </w:p>
-    <w:p>
-      <w:pPr>
-        <w:spacing w:before="0" w:after="40"/>
-        <w:ind w:left="720" w:hanging="240"/>
-      </w:pPr>
-      <w:r>
-        <w:rPr>
-          <w:rFonts w:ascii="Arial" w:hAnsi="Arial" w:eastAsia="Arial" w:cs="Arial"/>
-          <w:b w:val="0"/>
-          <w:color w:val="000000"/>
-          <w:sz w:val="20"/>
-          <w:u w:val="none"/>
-        </w:rPr>
-        <w:t>• If Setups 1, 2, 3 were fulfilled when payments were saved, the payment membership number of the checks will be displayed in the new column</w:t>
-      </w:r>
-    </w:p>
-    <w:p>
-      <w:pPr>
-        <w:spacing w:before="0" w:after="40"/>
-        <w:ind w:left="720" w:hanging="240"/>
-      </w:pPr>
-      <w:r>
-        <w:rPr>
-          <w:rFonts w:ascii="Arial" w:hAnsi="Arial" w:eastAsia="Arial" w:cs="Arial"/>
-          <w:b w:val="0"/>
-          <w:color w:val="000000"/>
-          <w:sz w:val="20"/>
-          <w:u w:val="none"/>
-        </w:rPr>
-        <w:t>• Otherwise, the value will be empty</w:t>
-      </w:r>
-    </w:p>
-    <w:p>
-      <w:pPr>
-        <w:spacing w:before="0" w:after="80"/>
-      </w:pPr>
-      <w:r>
-        <w:rPr>
-          <w:rFonts w:ascii="Arial" w:hAnsi="Arial" w:eastAsia="Arial" w:cs="Arial"/>
-          <w:b w:val="0"/>
-          <w:color w:val="000000"/>
-          <w:sz w:val="20"/>
-          <w:u w:val="none"/>
-        </w:rPr>
-        <w:t>Setup:</w:t>
-      </w:r>
-    </w:p>
-    <w:p>
-      <w:pPr>
-        <w:spacing w:before="0" w:after="40"/>
-        <w:ind w:left="360" w:hanging="240"/>
-      </w:pPr>
-      <w:r>
-        <w:rPr>
-          <w:rFonts w:ascii="Arial" w:hAnsi="Arial" w:eastAsia="Arial" w:cs="Arial"/>
-          <w:b w:val="0"/>
-          <w:color w:val="000000"/>
-          <w:sz w:val="20"/>
-          <w:u w:val="none"/>
-        </w:rPr>
-        <w:t>• Setup 1: Payment method with Type = Member (POS System &gt; Payment Setup &gt; Payment Methods)</w:t>
-      </w:r>
-    </w:p>
-    <w:p>
-      <w:pPr>
-        <w:spacing w:before="0" w:after="40"/>
-        <w:ind w:left="360" w:hanging="240"/>
-      </w:pPr>
-      <w:r>
-        <w:rPr>
-          <w:rFonts w:ascii="Arial" w:hAnsi="Arial" w:eastAsia="Arial" w:cs="Arial"/>
-          <w:b w:val="0"/>
-          <w:color w:val="000000"/>
-          <w:sz w:val="20"/>
-          <w:u w:val="none"/>
-        </w:rPr>
-        <w:t>• Setup 2: Member Profile Support = Yes (POS System &gt; Ordering Setup &gt; Config by Location &gt; Member Profile - For Membership in Member Module)</w:t>
-      </w:r>
-    </w:p>
-    <w:p>
-      <w:pPr>
-        <w:spacing w:before="0" w:after="40"/>
-        <w:ind w:left="360" w:hanging="240"/>
-      </w:pPr>
-      <w:r>
-        <w:rPr>
-          <w:rFonts w:ascii="Arial" w:hAnsi="Arial" w:eastAsia="Arial" w:cs="Arial"/>
-          <w:b w:val="0"/>
-          <w:color w:val="000000"/>
-          <w:sz w:val="20"/>
-          <w:u w:val="none"/>
-        </w:rPr>
-        <w:t>• Setup 3: Target membership interface (under the Member Profile setup)</w:t>
-      </w:r>
-    </w:p>
-    <w:p>
-      <w:pPr>
-        <w:spacing w:before="0" w:after="40"/>
-        <w:ind w:left="360" w:hanging="240"/>
-      </w:pPr>
-      <w:r>
-        <w:rPr>
-          <w:rFonts w:ascii="Arial" w:hAnsi="Arial" w:eastAsia="Arial" w:cs="Arial"/>
-          <w:b w:val="0"/>
-          <w:color w:val="000000"/>
-          <w:sz w:val="20"/>
-          <w:u w:val="none"/>
-        </w:rPr>
-        <w:t>• Setup 4: Display Membership Number in Check Listing = Yes (POS System &gt; Ordering Setup &gt; Config by Location &gt; Check Listing Setting)</w:t>
+        <w:t>3. Stations outside the configured scope retain the standard listing without the column</w:t>
       </w:r>
     </w:p>
     <w:sectPr>
